--- a/docs/5.Architecture.docx
+++ b/docs/5.Architecture.docx
@@ -1219,7 +1219,7 @@
                 <w:sz w:val="26"/>
                 <w:szCs w:val="26"/>
               </w:rPr>
-              <w:t>Phone: …………..</w:t>
+              <w:t>Phone:</w:t>
             </w:r>
           </w:p>
         </w:tc>
@@ -1303,8 +1303,6 @@
               </w:rPr>
               <w:t>quoclongdng@gmail.com</w:t>
             </w:r>
-            <w:bookmarkStart w:id="0" w:name="_GoBack"/>
-            <w:bookmarkEnd w:id="0"/>
           </w:p>
           <w:p>
             <w:pPr>
@@ -1322,7 +1320,7 @@
                 <w:sz w:val="26"/>
                 <w:szCs w:val="26"/>
               </w:rPr>
-              <w:t>Phone: …………..</w:t>
+              <w:t>Phone:</w:t>
             </w:r>
           </w:p>
         </w:tc>
@@ -1368,10 +1366,20 @@
               <w:jc w:val="both"/>
               <w:rPr>
                 <w:rFonts w:ascii="Times New Roman" w:eastAsia="Calibri" w:hAnsi="Times New Roman" w:cs="Times New Roman"/>
-                <w:sz w:val="26"/>
-                <w:szCs w:val="26"/>
-              </w:rPr>
-            </w:pPr>
+                <w:bCs/>
+                <w:sz w:val="26"/>
+                <w:szCs w:val="26"/>
+              </w:rPr>
+            </w:pPr>
+            <w:r>
+              <w:rPr>
+                <w:rFonts w:ascii="Times New Roman" w:eastAsia="Calibri" w:hAnsi="Times New Roman" w:cs="Times New Roman"/>
+                <w:bCs/>
+                <w:sz w:val="26"/>
+                <w:szCs w:val="26"/>
+              </w:rPr>
+              <w:t>Nguyễn Quốc Long</w:t>
+            </w:r>
           </w:p>
         </w:tc>
         <w:tc>
@@ -1388,6 +1396,15 @@
                 <w:szCs w:val="26"/>
               </w:rPr>
             </w:pPr>
+            <w:r>
+              <w:rPr>
+                <w:rFonts w:ascii="Times New Roman" w:eastAsia="Calibri" w:hAnsi="Times New Roman" w:cs="Times New Roman"/>
+                <w:bCs/>
+                <w:sz w:val="26"/>
+                <w:szCs w:val="26"/>
+              </w:rPr>
+              <w:t>quoclongdng@gmail.com</w:t>
+            </w:r>
           </w:p>
         </w:tc>
         <w:tc>
@@ -2537,10 +2554,10 @@
         <w:tblLook w:val="04A0" w:firstRow="1" w:lastRow="0" w:firstColumn="1" w:lastColumn="0" w:noHBand="0" w:noVBand="1"/>
       </w:tblPr>
       <w:tblGrid>
-        <w:gridCol w:w="2188"/>
-        <w:gridCol w:w="2969"/>
-        <w:gridCol w:w="1545"/>
-        <w:gridCol w:w="2360"/>
+        <w:gridCol w:w="2174"/>
+        <w:gridCol w:w="3001"/>
+        <w:gridCol w:w="1536"/>
+        <w:gridCol w:w="2351"/>
       </w:tblGrid>
       <w:tr>
         <w:trPr>
@@ -2589,6 +2606,14 @@
                 <w:szCs w:val="26"/>
               </w:rPr>
             </w:pPr>
+            <w:r>
+              <w:rPr>
+                <w:rFonts w:ascii="Times New Roman" w:hAnsi="Times New Roman" w:cs="Times New Roman"/>
+                <w:sz w:val="26"/>
+                <w:szCs w:val="26"/>
+              </w:rPr>
+              <w:t>Nguyễn Quốc Long</w:t>
+            </w:r>
           </w:p>
         </w:tc>
         <w:tc>
@@ -2932,10 +2957,11 @@
               <w:rPr>
                 <w:rFonts w:ascii="Times New Roman" w:hAnsi="Times New Roman" w:cs="Times New Roman"/>
                 <w:b/>
-                <w:sz w:val="26"/>
-                <w:szCs w:val="26"/>
-              </w:rPr>
-              <w:t>Quản lý dự án</w:t>
+                <w:bCs/>
+                <w:sz w:val="26"/>
+                <w:szCs w:val="26"/>
+              </w:rPr>
+              <w:t>Đội sản xuất</w:t>
             </w:r>
           </w:p>
         </w:tc>
@@ -2953,6 +2979,14 @@
                 <w:szCs w:val="26"/>
               </w:rPr>
             </w:pPr>
+            <w:r>
+              <w:rPr>
+                <w:rFonts w:ascii="Times New Roman" w:hAnsi="Times New Roman" w:cs="Times New Roman"/>
+                <w:sz w:val="26"/>
+                <w:szCs w:val="26"/>
+              </w:rPr>
+              <w:t>Huỳnh Ngọc Vinh</w:t>
+            </w:r>
           </w:p>
         </w:tc>
         <w:tc>
@@ -3135,6 +3169,14 @@
                 <w:szCs w:val="26"/>
               </w:rPr>
             </w:pPr>
+            <w:r>
+              <w:rPr>
+                <w:rFonts w:ascii="Times New Roman" w:hAnsi="Times New Roman" w:cs="Times New Roman"/>
+                <w:sz w:val="26"/>
+                <w:szCs w:val="26"/>
+              </w:rPr>
+              <w:t>Đỗ Phi Bình</w:t>
+            </w:r>
           </w:p>
         </w:tc>
         <w:tc>
@@ -3306,6 +3348,14 @@
                 <w:szCs w:val="26"/>
               </w:rPr>
             </w:pPr>
+            <w:r>
+              <w:rPr>
+                <w:rFonts w:ascii="Times New Roman" w:hAnsi="Times New Roman" w:cs="Times New Roman"/>
+                <w:sz w:val="26"/>
+                <w:szCs w:val="26"/>
+              </w:rPr>
+              <w:t>Võ Thị Thu Hiền</w:t>
+            </w:r>
           </w:p>
         </w:tc>
         <w:tc>
@@ -3477,6 +3527,14 @@
                 <w:szCs w:val="26"/>
               </w:rPr>
             </w:pPr>
+            <w:r>
+              <w:rPr>
+                <w:rFonts w:ascii="Times New Roman" w:hAnsi="Times New Roman" w:cs="Times New Roman"/>
+                <w:sz w:val="26"/>
+                <w:szCs w:val="26"/>
+              </w:rPr>
+              <w:t>Nguyễn Anh Vũ</w:t>
+            </w:r>
           </w:p>
         </w:tc>
         <w:tc>
@@ -3648,6 +3706,14 @@
                 <w:szCs w:val="26"/>
               </w:rPr>
             </w:pPr>
+            <w:r>
+              <w:rPr>
+                <w:rFonts w:ascii="Times New Roman" w:hAnsi="Times New Roman" w:cs="Times New Roman"/>
+                <w:sz w:val="26"/>
+                <w:szCs w:val="26"/>
+              </w:rPr>
+              <w:t>Nguyễn Thị Thúy Vương</w:t>
+            </w:r>
           </w:p>
         </w:tc>
         <w:tc>
@@ -3842,6 +3908,7 @@
             <w:jc w:val="center"/>
             <w:rPr>
               <w:rFonts w:ascii="Times New Roman" w:hAnsi="Times New Roman" w:cs="Times New Roman"/>
+              <w:color w:val="auto"/>
               <w:sz w:val="32"/>
               <w:szCs w:val="32"/>
             </w:rPr>
@@ -3849,6 +3916,7 @@
           <w:r>
             <w:rPr>
               <w:rFonts w:ascii="Times New Roman" w:hAnsi="Times New Roman" w:cs="Times New Roman"/>
+              <w:color w:val="auto"/>
               <w:sz w:val="32"/>
               <w:szCs w:val="32"/>
             </w:rPr>
@@ -6212,7 +6280,7 @@
           <w:szCs w:val="26"/>
         </w:rPr>
       </w:pPr>
-      <w:bookmarkStart w:id="1" w:name="_Toc71655923"/>
+      <w:bookmarkStart w:id="0" w:name="_Toc71655923"/>
       <w:r>
         <w:rPr>
           <w:rFonts w:ascii="Times New Roman" w:hAnsi="Times New Roman" w:cs="Times New Roman"/>
@@ -6223,7 +6291,7 @@
         <w:lastRenderedPageBreak/>
         <w:t>GIỚI THIÊU</w:t>
       </w:r>
-      <w:bookmarkEnd w:id="1"/>
+      <w:bookmarkEnd w:id="0"/>
     </w:p>
     <w:p>
       <w:pPr>
@@ -6241,7 +6309,7 @@
           <w:szCs w:val="26"/>
         </w:rPr>
       </w:pPr>
-      <w:bookmarkStart w:id="2" w:name="_Toc71655924"/>
+      <w:bookmarkStart w:id="1" w:name="_Toc71655924"/>
       <w:r>
         <w:rPr>
           <w:rFonts w:ascii="Times New Roman" w:hAnsi="Times New Roman" w:cs="Times New Roman"/>
@@ -6251,12 +6319,13 @@
         </w:rPr>
         <w:t>Mục đích</w:t>
       </w:r>
-      <w:bookmarkEnd w:id="2"/>
+      <w:bookmarkEnd w:id="1"/>
     </w:p>
     <w:p>
       <w:pPr>
         <w:pStyle w:val="NoSpacing"/>
         <w:spacing w:line="360" w:lineRule="auto"/>
+        <w:ind w:firstLine="720"/>
         <w:rPr>
           <w:rFonts w:ascii="Times New Roman" w:hAnsi="Times New Roman" w:cs="Times New Roman"/>
           <w:sz w:val="26"/>
@@ -6551,7 +6620,7 @@
           <w:szCs w:val="26"/>
         </w:rPr>
       </w:pPr>
-      <w:bookmarkStart w:id="3" w:name="_Toc71655925"/>
+      <w:bookmarkStart w:id="2" w:name="_Toc71655925"/>
       <w:r>
         <w:rPr>
           <w:rFonts w:ascii="Times New Roman" w:hAnsi="Times New Roman" w:cs="Times New Roman"/>
@@ -6561,7 +6630,7 @@
         </w:rPr>
         <w:t>Tài liệu liên quan</w:t>
       </w:r>
-      <w:bookmarkEnd w:id="3"/>
+      <w:bookmarkEnd w:id="2"/>
     </w:p>
     <w:p>
       <w:pPr>
@@ -6651,7 +6720,7 @@
           <w:szCs w:val="26"/>
         </w:rPr>
       </w:pPr>
-      <w:bookmarkStart w:id="4" w:name="_Toc71655926"/>
+      <w:bookmarkStart w:id="3" w:name="_Toc71655926"/>
       <w:r>
         <w:rPr>
           <w:rFonts w:ascii="Times New Roman" w:hAnsi="Times New Roman" w:cs="Times New Roman"/>
@@ -6670,7 +6739,7 @@
         </w:rPr>
         <w:t>ỔNG QUAN</w:t>
       </w:r>
-      <w:bookmarkEnd w:id="4"/>
+      <w:bookmarkEnd w:id="3"/>
     </w:p>
     <w:p>
       <w:pPr>
@@ -6688,7 +6757,7 @@
           <w:szCs w:val="26"/>
         </w:rPr>
       </w:pPr>
-      <w:bookmarkStart w:id="5" w:name="_Toc71655927"/>
+      <w:bookmarkStart w:id="4" w:name="_Toc71655927"/>
       <w:r>
         <w:rPr>
           <w:rFonts w:ascii="Times New Roman" w:hAnsi="Times New Roman" w:cs="Times New Roman"/>
@@ -6698,7 +6767,7 @@
         </w:rPr>
         <w:t>Tổng quan dự án</w:t>
       </w:r>
-      <w:bookmarkEnd w:id="5"/>
+      <w:bookmarkEnd w:id="4"/>
     </w:p>
     <w:p>
       <w:pPr>
@@ -6875,7 +6944,7 @@
           <w:szCs w:val="26"/>
         </w:rPr>
       </w:pPr>
-      <w:bookmarkStart w:id="6" w:name="_Toc71655928"/>
+      <w:bookmarkStart w:id="5" w:name="_Toc71655928"/>
       <w:r>
         <w:rPr>
           <w:rFonts w:ascii="Times New Roman" w:hAnsi="Times New Roman" w:cs="Times New Roman"/>
@@ -6885,7 +6954,7 @@
         </w:rPr>
         <w:t>Bối cảnh dự án</w:t>
       </w:r>
-      <w:bookmarkEnd w:id="6"/>
+      <w:bookmarkEnd w:id="5"/>
     </w:p>
     <w:p>
       <w:pPr>
@@ -7053,7 +7122,7 @@
           <w:szCs w:val="26"/>
         </w:rPr>
       </w:pPr>
-      <w:bookmarkStart w:id="7" w:name="_Toc71655929"/>
+      <w:bookmarkStart w:id="6" w:name="_Toc71655929"/>
       <w:r>
         <w:rPr>
           <w:rFonts w:ascii="Times New Roman" w:hAnsi="Times New Roman" w:cs="Times New Roman"/>
@@ -7063,7 +7132,7 @@
         </w:rPr>
         <w:t>Mục tiêu dự kiến</w:t>
       </w:r>
-      <w:bookmarkEnd w:id="7"/>
+      <w:bookmarkEnd w:id="6"/>
     </w:p>
     <w:p>
       <w:pPr>
@@ -7249,7 +7318,7 @@
           <w:szCs w:val="26"/>
         </w:rPr>
       </w:pPr>
-      <w:bookmarkStart w:id="8" w:name="_Toc71655930"/>
+      <w:bookmarkStart w:id="7" w:name="_Toc71655930"/>
       <w:r>
         <w:rPr>
           <w:rFonts w:ascii="Times New Roman" w:hAnsi="Times New Roman" w:cs="Times New Roman"/>
@@ -7259,7 +7328,7 @@
         </w:rPr>
         <w:t>Các sơ đồ liên kết</w:t>
       </w:r>
-      <w:bookmarkEnd w:id="8"/>
+      <w:bookmarkEnd w:id="7"/>
     </w:p>
     <w:p>
       <w:pPr>
@@ -7300,6 +7369,7 @@
       <w:r>
         <w:rPr>
           <w:rFonts w:ascii="Times New Roman" w:hAnsi="Times New Roman" w:cs="Times New Roman"/>
+          <w:noProof/>
           <w:sz w:val="26"/>
           <w:szCs w:val="26"/>
         </w:rPr>
@@ -7407,7 +7477,7 @@
           <w:szCs w:val="26"/>
         </w:rPr>
       </w:pPr>
-      <w:bookmarkStart w:id="9" w:name="_Toc71655931"/>
+      <w:bookmarkStart w:id="8" w:name="_Toc71655931"/>
       <w:r>
         <w:rPr>
           <w:rFonts w:ascii="Times New Roman" w:hAnsi="Times New Roman" w:cs="Times New Roman"/>
@@ -7418,7 +7488,7 @@
         <w:lastRenderedPageBreak/>
         <w:t>CÁC YẾU TỐ TÁC ĐỘNG ĐẾN CẤU TRÚC</w:t>
       </w:r>
-      <w:bookmarkEnd w:id="9"/>
+      <w:bookmarkEnd w:id="8"/>
     </w:p>
     <w:p>
       <w:pPr>
@@ -7436,7 +7506,7 @@
           <w:szCs w:val="26"/>
         </w:rPr>
       </w:pPr>
-      <w:bookmarkStart w:id="10" w:name="_Toc71655932"/>
+      <w:bookmarkStart w:id="9" w:name="_Toc71655932"/>
       <w:r>
         <w:rPr>
           <w:rFonts w:ascii="Times New Roman" w:hAnsi="Times New Roman" w:cs="Times New Roman"/>
@@ -7446,7 +7516,7 @@
         </w:rPr>
         <w:t>Yêu cầu về chức năng</w:t>
       </w:r>
-      <w:bookmarkEnd w:id="10"/>
+      <w:bookmarkEnd w:id="9"/>
     </w:p>
     <w:tbl>
       <w:tblPr>
@@ -7456,19 +7526,18 @@
       </w:tblPr>
       <w:tblGrid>
         <w:gridCol w:w="809"/>
-        <w:gridCol w:w="2943"/>
-        <w:gridCol w:w="5310"/>
+        <w:gridCol w:w="3292"/>
+        <w:gridCol w:w="4961"/>
       </w:tblGrid>
       <w:tr>
         <w:tc>
           <w:tcPr>
             <w:tcW w:w="446" w:type="pct"/>
-            <w:shd w:val="clear" w:color="auto" w:fill="8DB3E2" w:themeFill="text2" w:themeFillTint="66"/>
+            <w:shd w:val="clear" w:color="auto" w:fill="C6D9F1" w:themeFill="text2" w:themeFillTint="33"/>
             <w:hideMark/>
           </w:tcPr>
           <w:p>
             <w:pPr>
-              <w:spacing w:before="120" w:after="120"/>
               <w:jc w:val="center"/>
               <w:rPr>
                 <w:b/>
@@ -7490,13 +7559,12 @@
         </w:tc>
         <w:tc>
           <w:tcPr>
-            <w:tcW w:w="1624" w:type="pct"/>
-            <w:shd w:val="clear" w:color="auto" w:fill="8DB3E2" w:themeFill="text2" w:themeFillTint="66"/>
+            <w:tcW w:w="1817" w:type="pct"/>
+            <w:shd w:val="clear" w:color="auto" w:fill="C6D9F1" w:themeFill="text2" w:themeFillTint="33"/>
             <w:hideMark/>
           </w:tcPr>
           <w:p>
             <w:pPr>
-              <w:spacing w:before="120" w:after="120"/>
               <w:jc w:val="center"/>
               <w:rPr>
                 <w:b/>
@@ -7518,13 +7586,12 @@
         </w:tc>
         <w:tc>
           <w:tcPr>
-            <w:tcW w:w="2929" w:type="pct"/>
-            <w:shd w:val="clear" w:color="auto" w:fill="8DB3E2" w:themeFill="text2" w:themeFillTint="66"/>
+            <w:tcW w:w="2736" w:type="pct"/>
+            <w:shd w:val="clear" w:color="auto" w:fill="C6D9F1" w:themeFill="text2" w:themeFillTint="33"/>
             <w:hideMark/>
           </w:tcPr>
           <w:p>
             <w:pPr>
-              <w:spacing w:before="120" w:after="120"/>
               <w:jc w:val="center"/>
               <w:rPr>
                 <w:b/>
@@ -7553,7 +7620,6 @@
           </w:tcPr>
           <w:p>
             <w:pPr>
-              <w:spacing w:before="120" w:after="120"/>
               <w:rPr>
                 <w:sz w:val="26"/>
                 <w:szCs w:val="26"/>
@@ -7572,45 +7638,45 @@
         </w:tc>
         <w:tc>
           <w:tcPr>
-            <w:tcW w:w="1624" w:type="pct"/>
+            <w:tcW w:w="1817" w:type="pct"/>
             <w:hideMark/>
           </w:tcPr>
           <w:p>
             <w:pPr>
-              <w:spacing w:before="120" w:after="120"/>
-              <w:rPr>
-                <w:sz w:val="26"/>
-                <w:szCs w:val="26"/>
-              </w:rPr>
-            </w:pPr>
-            <w:r>
-              <w:rPr>
-                <w:sz w:val="26"/>
-                <w:szCs w:val="26"/>
-              </w:rPr>
-              <w:t>Trang chủ</w:t>
-            </w:r>
-          </w:p>
-        </w:tc>
-        <w:tc>
-          <w:tcPr>
-            <w:tcW w:w="2929" w:type="pct"/>
+              <w:rPr>
+                <w:sz w:val="26"/>
+                <w:szCs w:val="26"/>
+              </w:rPr>
+            </w:pPr>
+            <w:r>
+              <w:rPr>
+                <w:b/>
+                <w:bCs/>
+                <w:sz w:val="26"/>
+                <w:szCs w:val="26"/>
+              </w:rPr>
+              <w:t>Đăng ký tài khoản</w:t>
+            </w:r>
+          </w:p>
+        </w:tc>
+        <w:tc>
+          <w:tcPr>
+            <w:tcW w:w="2736" w:type="pct"/>
             <w:hideMark/>
           </w:tcPr>
           <w:p>
             <w:pPr>
-              <w:spacing w:before="120" w:after="120"/>
-              <w:rPr>
-                <w:sz w:val="26"/>
-                <w:szCs w:val="26"/>
-              </w:rPr>
-            </w:pPr>
-            <w:r>
-              <w:rPr>
-                <w:sz w:val="26"/>
-                <w:szCs w:val="26"/>
-              </w:rPr>
-              <w:t>Hiển thị trang chủ của hệ thống tuyển dụng.</w:t>
+              <w:rPr>
+                <w:sz w:val="26"/>
+                <w:szCs w:val="26"/>
+              </w:rPr>
+            </w:pPr>
+            <w:r>
+              <w:rPr>
+                <w:sz w:val="26"/>
+                <w:szCs w:val="26"/>
+              </w:rPr>
+              <w:t>Cho phép người dùng đăng ký tài khoản vào hệ thống.</w:t>
             </w:r>
           </w:p>
         </w:tc>
@@ -7623,7 +7689,6 @@
           </w:tcPr>
           <w:p>
             <w:pPr>
-              <w:spacing w:before="120" w:after="120"/>
               <w:rPr>
                 <w:sz w:val="26"/>
                 <w:szCs w:val="26"/>
@@ -7642,45 +7707,45 @@
         </w:tc>
         <w:tc>
           <w:tcPr>
-            <w:tcW w:w="1624" w:type="pct"/>
+            <w:tcW w:w="1817" w:type="pct"/>
             <w:hideMark/>
           </w:tcPr>
           <w:p>
             <w:pPr>
-              <w:spacing w:before="120" w:after="120"/>
-              <w:rPr>
-                <w:sz w:val="26"/>
-                <w:szCs w:val="26"/>
-              </w:rPr>
-            </w:pPr>
-            <w:r>
-              <w:rPr>
-                <w:sz w:val="26"/>
-                <w:szCs w:val="26"/>
-              </w:rPr>
-              <w:t>Danh sách việc làm</w:t>
-            </w:r>
-          </w:p>
-        </w:tc>
-        <w:tc>
-          <w:tcPr>
-            <w:tcW w:w="2929" w:type="pct"/>
+              <w:rPr>
+                <w:sz w:val="26"/>
+                <w:szCs w:val="26"/>
+              </w:rPr>
+            </w:pPr>
+            <w:r>
+              <w:rPr>
+                <w:b/>
+                <w:bCs/>
+                <w:sz w:val="26"/>
+                <w:szCs w:val="26"/>
+              </w:rPr>
+              <w:t>Đăng nhập hệ thống</w:t>
+            </w:r>
+          </w:p>
+        </w:tc>
+        <w:tc>
+          <w:tcPr>
+            <w:tcW w:w="2736" w:type="pct"/>
             <w:hideMark/>
           </w:tcPr>
           <w:p>
             <w:pPr>
-              <w:spacing w:before="120" w:after="120"/>
-              <w:rPr>
-                <w:sz w:val="26"/>
-                <w:szCs w:val="26"/>
-              </w:rPr>
-            </w:pPr>
-            <w:r>
-              <w:rPr>
-                <w:sz w:val="26"/>
-                <w:szCs w:val="26"/>
-              </w:rPr>
-              <w:t>Hiển thị danh sách các tin tuyển dụng.</w:t>
+              <w:rPr>
+                <w:sz w:val="26"/>
+                <w:szCs w:val="26"/>
+              </w:rPr>
+            </w:pPr>
+            <w:r>
+              <w:rPr>
+                <w:sz w:val="26"/>
+                <w:szCs w:val="26"/>
+              </w:rPr>
+              <w:t>Cho phép người dùng đăng nhập vào hệ thống.</w:t>
             </w:r>
           </w:p>
         </w:tc>
@@ -7693,7 +7758,6 @@
           </w:tcPr>
           <w:p>
             <w:pPr>
-              <w:spacing w:before="120" w:after="120"/>
               <w:rPr>
                 <w:sz w:val="26"/>
                 <w:szCs w:val="26"/>
@@ -7712,45 +7776,45 @@
         </w:tc>
         <w:tc>
           <w:tcPr>
-            <w:tcW w:w="1624" w:type="pct"/>
+            <w:tcW w:w="1817" w:type="pct"/>
             <w:hideMark/>
           </w:tcPr>
           <w:p>
             <w:pPr>
-              <w:spacing w:before="120" w:after="120"/>
-              <w:rPr>
-                <w:sz w:val="26"/>
-                <w:szCs w:val="26"/>
-              </w:rPr>
-            </w:pPr>
-            <w:r>
-              <w:rPr>
-                <w:sz w:val="26"/>
-                <w:szCs w:val="26"/>
-              </w:rPr>
-              <w:t>Chi tiết việc làm</w:t>
-            </w:r>
-          </w:p>
-        </w:tc>
-        <w:tc>
-          <w:tcPr>
-            <w:tcW w:w="2929" w:type="pct"/>
+              <w:rPr>
+                <w:sz w:val="26"/>
+                <w:szCs w:val="26"/>
+              </w:rPr>
+            </w:pPr>
+            <w:r>
+              <w:rPr>
+                <w:b/>
+                <w:bCs/>
+                <w:sz w:val="26"/>
+                <w:szCs w:val="26"/>
+              </w:rPr>
+              <w:t>Quên mật khẩu</w:t>
+            </w:r>
+          </w:p>
+        </w:tc>
+        <w:tc>
+          <w:tcPr>
+            <w:tcW w:w="2736" w:type="pct"/>
             <w:hideMark/>
           </w:tcPr>
           <w:p>
             <w:pPr>
-              <w:spacing w:before="120" w:after="120"/>
-              <w:rPr>
-                <w:sz w:val="26"/>
-                <w:szCs w:val="26"/>
-              </w:rPr>
-            </w:pPr>
-            <w:r>
-              <w:rPr>
-                <w:sz w:val="26"/>
-                <w:szCs w:val="26"/>
-              </w:rPr>
-              <w:t>Hiển thị thông tin chi tiết tin tuyển dụng.</w:t>
+              <w:rPr>
+                <w:sz w:val="26"/>
+                <w:szCs w:val="26"/>
+              </w:rPr>
+            </w:pPr>
+            <w:r>
+              <w:rPr>
+                <w:sz w:val="26"/>
+                <w:szCs w:val="26"/>
+              </w:rPr>
+              <w:t>Cho phép người dùng khôi phục mật khẩu khi quên.</w:t>
             </w:r>
           </w:p>
         </w:tc>
@@ -7763,7 +7827,6 @@
           </w:tcPr>
           <w:p>
             <w:pPr>
-              <w:spacing w:before="120" w:after="120"/>
               <w:rPr>
                 <w:sz w:val="26"/>
                 <w:szCs w:val="26"/>
@@ -7782,45 +7845,45 @@
         </w:tc>
         <w:tc>
           <w:tcPr>
-            <w:tcW w:w="1624" w:type="pct"/>
+            <w:tcW w:w="1817" w:type="pct"/>
             <w:hideMark/>
           </w:tcPr>
           <w:p>
             <w:pPr>
-              <w:spacing w:before="120" w:after="120"/>
-              <w:rPr>
-                <w:sz w:val="26"/>
-                <w:szCs w:val="26"/>
-              </w:rPr>
-            </w:pPr>
-            <w:r>
-              <w:rPr>
-                <w:sz w:val="26"/>
-                <w:szCs w:val="26"/>
-              </w:rPr>
-              <w:t>Tìm kiếm việc làm</w:t>
-            </w:r>
-          </w:p>
-        </w:tc>
-        <w:tc>
-          <w:tcPr>
-            <w:tcW w:w="2929" w:type="pct"/>
+              <w:rPr>
+                <w:sz w:val="26"/>
+                <w:szCs w:val="26"/>
+              </w:rPr>
+            </w:pPr>
+            <w:r>
+              <w:rPr>
+                <w:b/>
+                <w:bCs/>
+                <w:sz w:val="26"/>
+                <w:szCs w:val="26"/>
+              </w:rPr>
+              <w:t>Quản lý hồ sơ ứng viên</w:t>
+            </w:r>
+          </w:p>
+        </w:tc>
+        <w:tc>
+          <w:tcPr>
+            <w:tcW w:w="2736" w:type="pct"/>
             <w:hideMark/>
           </w:tcPr>
           <w:p>
             <w:pPr>
-              <w:spacing w:before="120" w:after="120"/>
-              <w:rPr>
-                <w:sz w:val="26"/>
-                <w:szCs w:val="26"/>
-              </w:rPr>
-            </w:pPr>
-            <w:r>
-              <w:rPr>
-                <w:sz w:val="26"/>
-                <w:szCs w:val="26"/>
-              </w:rPr>
-              <w:t>Tìm kiếm việc làm theo các bộ lọc.</w:t>
+              <w:rPr>
+                <w:sz w:val="26"/>
+                <w:szCs w:val="26"/>
+              </w:rPr>
+            </w:pPr>
+            <w:r>
+              <w:rPr>
+                <w:sz w:val="26"/>
+                <w:szCs w:val="26"/>
+              </w:rPr>
+              <w:t>Quản lý thông tin cá nhân và hồ sơ của ứng viên.</w:t>
             </w:r>
           </w:p>
         </w:tc>
@@ -7833,7 +7896,6 @@
           </w:tcPr>
           <w:p>
             <w:pPr>
-              <w:spacing w:before="120" w:after="120"/>
               <w:rPr>
                 <w:sz w:val="26"/>
                 <w:szCs w:val="26"/>
@@ -7852,45 +7914,45 @@
         </w:tc>
         <w:tc>
           <w:tcPr>
-            <w:tcW w:w="1624" w:type="pct"/>
+            <w:tcW w:w="1817" w:type="pct"/>
             <w:hideMark/>
           </w:tcPr>
           <w:p>
             <w:pPr>
-              <w:spacing w:before="120" w:after="120"/>
-              <w:rPr>
-                <w:sz w:val="26"/>
-                <w:szCs w:val="26"/>
-              </w:rPr>
-            </w:pPr>
-            <w:r>
-              <w:rPr>
-                <w:sz w:val="26"/>
-                <w:szCs w:val="26"/>
-              </w:rPr>
-              <w:t>Đăng ký</w:t>
-            </w:r>
-          </w:p>
-        </w:tc>
-        <w:tc>
-          <w:tcPr>
-            <w:tcW w:w="2929" w:type="pct"/>
+              <w:rPr>
+                <w:sz w:val="26"/>
+                <w:szCs w:val="26"/>
+              </w:rPr>
+            </w:pPr>
+            <w:r>
+              <w:rPr>
+                <w:b/>
+                <w:bCs/>
+                <w:sz w:val="26"/>
+                <w:szCs w:val="26"/>
+              </w:rPr>
+              <w:t>Tìm kiếm việc làm</w:t>
+            </w:r>
+          </w:p>
+        </w:tc>
+        <w:tc>
+          <w:tcPr>
+            <w:tcW w:w="2736" w:type="pct"/>
             <w:hideMark/>
           </w:tcPr>
           <w:p>
             <w:pPr>
-              <w:spacing w:before="120" w:after="120"/>
-              <w:rPr>
-                <w:sz w:val="26"/>
-                <w:szCs w:val="26"/>
-              </w:rPr>
-            </w:pPr>
-            <w:r>
-              <w:rPr>
-                <w:sz w:val="26"/>
-                <w:szCs w:val="26"/>
-              </w:rPr>
-              <w:t>Cho phép người dùng đăng ký tài khoản.</w:t>
+              <w:rPr>
+                <w:sz w:val="26"/>
+                <w:szCs w:val="26"/>
+              </w:rPr>
+            </w:pPr>
+            <w:r>
+              <w:rPr>
+                <w:sz w:val="26"/>
+                <w:szCs w:val="26"/>
+              </w:rPr>
+              <w:t>Cho phép ứng viên tìm kiếm việc làm theo các tiêu chí.</w:t>
             </w:r>
           </w:p>
         </w:tc>
@@ -7903,7 +7965,6 @@
           </w:tcPr>
           <w:p>
             <w:pPr>
-              <w:spacing w:before="120" w:after="120"/>
               <w:rPr>
                 <w:sz w:val="26"/>
                 <w:szCs w:val="26"/>
@@ -7922,45 +7983,45 @@
         </w:tc>
         <w:tc>
           <w:tcPr>
-            <w:tcW w:w="1624" w:type="pct"/>
+            <w:tcW w:w="1817" w:type="pct"/>
             <w:hideMark/>
           </w:tcPr>
           <w:p>
             <w:pPr>
-              <w:spacing w:before="120" w:after="120"/>
-              <w:rPr>
-                <w:sz w:val="26"/>
-                <w:szCs w:val="26"/>
-              </w:rPr>
-            </w:pPr>
-            <w:r>
-              <w:rPr>
-                <w:sz w:val="26"/>
-                <w:szCs w:val="26"/>
-              </w:rPr>
-              <w:t>Đăng nhập</w:t>
-            </w:r>
-          </w:p>
-        </w:tc>
-        <w:tc>
-          <w:tcPr>
-            <w:tcW w:w="2929" w:type="pct"/>
+              <w:rPr>
+                <w:sz w:val="26"/>
+                <w:szCs w:val="26"/>
+              </w:rPr>
+            </w:pPr>
+            <w:r>
+              <w:rPr>
+                <w:b/>
+                <w:bCs/>
+                <w:sz w:val="26"/>
+                <w:szCs w:val="26"/>
+              </w:rPr>
+              <w:t>Xem chi tiết công việc</w:t>
+            </w:r>
+          </w:p>
+        </w:tc>
+        <w:tc>
+          <w:tcPr>
+            <w:tcW w:w="2736" w:type="pct"/>
             <w:hideMark/>
           </w:tcPr>
           <w:p>
             <w:pPr>
-              <w:spacing w:before="120" w:after="120"/>
-              <w:rPr>
-                <w:sz w:val="26"/>
-                <w:szCs w:val="26"/>
-              </w:rPr>
-            </w:pPr>
-            <w:r>
-              <w:rPr>
-                <w:sz w:val="26"/>
-                <w:szCs w:val="26"/>
-              </w:rPr>
-              <w:t>Cho phép người dùng đăng nhập vào hệ thống.</w:t>
+              <w:rPr>
+                <w:sz w:val="26"/>
+                <w:szCs w:val="26"/>
+              </w:rPr>
+            </w:pPr>
+            <w:r>
+              <w:rPr>
+                <w:sz w:val="26"/>
+                <w:szCs w:val="26"/>
+              </w:rPr>
+              <w:t>Hiển thị thông tin chi tiết của tin tuyển dụng.</w:t>
             </w:r>
           </w:p>
         </w:tc>
@@ -7973,7 +8034,6 @@
           </w:tcPr>
           <w:p>
             <w:pPr>
-              <w:spacing w:before="120" w:after="120"/>
               <w:rPr>
                 <w:sz w:val="26"/>
                 <w:szCs w:val="26"/>
@@ -7992,45 +8052,45 @@
         </w:tc>
         <w:tc>
           <w:tcPr>
-            <w:tcW w:w="1624" w:type="pct"/>
+            <w:tcW w:w="1817" w:type="pct"/>
             <w:hideMark/>
           </w:tcPr>
           <w:p>
             <w:pPr>
-              <w:spacing w:before="120" w:after="120"/>
-              <w:rPr>
-                <w:sz w:val="26"/>
-                <w:szCs w:val="26"/>
-              </w:rPr>
-            </w:pPr>
-            <w:r>
-              <w:rPr>
-                <w:sz w:val="26"/>
-                <w:szCs w:val="26"/>
-              </w:rPr>
-              <w:t>Quên mật khẩu</w:t>
-            </w:r>
-          </w:p>
-        </w:tc>
-        <w:tc>
-          <w:tcPr>
-            <w:tcW w:w="2929" w:type="pct"/>
+              <w:rPr>
+                <w:sz w:val="26"/>
+                <w:szCs w:val="26"/>
+              </w:rPr>
+            </w:pPr>
+            <w:r>
+              <w:rPr>
+                <w:b/>
+                <w:bCs/>
+                <w:sz w:val="26"/>
+                <w:szCs w:val="26"/>
+              </w:rPr>
+              <w:t>Ứng tuyển việc làm</w:t>
+            </w:r>
+          </w:p>
+        </w:tc>
+        <w:tc>
+          <w:tcPr>
+            <w:tcW w:w="2736" w:type="pct"/>
             <w:hideMark/>
           </w:tcPr>
           <w:p>
             <w:pPr>
-              <w:spacing w:before="120" w:after="120"/>
-              <w:rPr>
-                <w:sz w:val="26"/>
-                <w:szCs w:val="26"/>
-              </w:rPr>
-            </w:pPr>
-            <w:r>
-              <w:rPr>
-                <w:sz w:val="26"/>
-                <w:szCs w:val="26"/>
-              </w:rPr>
-              <w:t>Khôi phục mật khẩu thông qua email.</w:t>
+              <w:rPr>
+                <w:sz w:val="26"/>
+                <w:szCs w:val="26"/>
+              </w:rPr>
+            </w:pPr>
+            <w:r>
+              <w:rPr>
+                <w:sz w:val="26"/>
+                <w:szCs w:val="26"/>
+              </w:rPr>
+              <w:t>Cho phép ứng viên thực hiện ứng tuyển vào công việc.</w:t>
             </w:r>
           </w:p>
         </w:tc>
@@ -8043,7 +8103,6 @@
           </w:tcPr>
           <w:p>
             <w:pPr>
-              <w:spacing w:before="120" w:after="120"/>
               <w:rPr>
                 <w:sz w:val="26"/>
                 <w:szCs w:val="26"/>
@@ -8062,45 +8121,45 @@
         </w:tc>
         <w:tc>
           <w:tcPr>
-            <w:tcW w:w="1624" w:type="pct"/>
+            <w:tcW w:w="1817" w:type="pct"/>
             <w:hideMark/>
           </w:tcPr>
           <w:p>
             <w:pPr>
-              <w:spacing w:before="120" w:after="120"/>
-              <w:rPr>
-                <w:sz w:val="26"/>
-                <w:szCs w:val="26"/>
-              </w:rPr>
-            </w:pPr>
-            <w:r>
-              <w:rPr>
-                <w:sz w:val="26"/>
-                <w:szCs w:val="26"/>
-              </w:rPr>
-              <w:t>Quản lý CV</w:t>
-            </w:r>
-          </w:p>
-        </w:tc>
-        <w:tc>
-          <w:tcPr>
-            <w:tcW w:w="2929" w:type="pct"/>
+              <w:rPr>
+                <w:sz w:val="26"/>
+                <w:szCs w:val="26"/>
+              </w:rPr>
+            </w:pPr>
+            <w:r>
+              <w:rPr>
+                <w:b/>
+                <w:bCs/>
+                <w:sz w:val="26"/>
+                <w:szCs w:val="26"/>
+              </w:rPr>
+              <w:t>Quản lý cá nhân</w:t>
+            </w:r>
+          </w:p>
+        </w:tc>
+        <w:tc>
+          <w:tcPr>
+            <w:tcW w:w="2736" w:type="pct"/>
             <w:hideMark/>
           </w:tcPr>
           <w:p>
             <w:pPr>
-              <w:spacing w:before="120" w:after="120"/>
-              <w:rPr>
-                <w:sz w:val="26"/>
-                <w:szCs w:val="26"/>
-              </w:rPr>
-            </w:pPr>
-            <w:r>
-              <w:rPr>
-                <w:sz w:val="26"/>
-                <w:szCs w:val="26"/>
-              </w:rPr>
-              <w:t>Quản lý thông tin và CV của ứng viên.</w:t>
+              <w:rPr>
+                <w:sz w:val="26"/>
+                <w:szCs w:val="26"/>
+              </w:rPr>
+            </w:pPr>
+            <w:r>
+              <w:rPr>
+                <w:sz w:val="26"/>
+                <w:szCs w:val="26"/>
+              </w:rPr>
+              <w:t>Cho phép người dùng quản lý và cập nhật thông tin cá nhân.</w:t>
             </w:r>
           </w:p>
         </w:tc>
@@ -8113,7 +8172,6 @@
           </w:tcPr>
           <w:p>
             <w:pPr>
-              <w:spacing w:before="120" w:after="120"/>
               <w:rPr>
                 <w:sz w:val="26"/>
                 <w:szCs w:val="26"/>
@@ -8132,45 +8190,45 @@
         </w:tc>
         <w:tc>
           <w:tcPr>
-            <w:tcW w:w="1624" w:type="pct"/>
+            <w:tcW w:w="1817" w:type="pct"/>
             <w:hideMark/>
           </w:tcPr>
           <w:p>
             <w:pPr>
-              <w:spacing w:before="120" w:after="120"/>
-              <w:rPr>
-                <w:sz w:val="26"/>
-                <w:szCs w:val="26"/>
-              </w:rPr>
-            </w:pPr>
-            <w:r>
-              <w:rPr>
-                <w:sz w:val="26"/>
-                <w:szCs w:val="26"/>
-              </w:rPr>
-              <w:t>Việc làm quan tâm</w:t>
-            </w:r>
-          </w:p>
-        </w:tc>
-        <w:tc>
-          <w:tcPr>
-            <w:tcW w:w="2929" w:type="pct"/>
+              <w:rPr>
+                <w:sz w:val="26"/>
+                <w:szCs w:val="26"/>
+              </w:rPr>
+            </w:pPr>
+            <w:r>
+              <w:rPr>
+                <w:b/>
+                <w:bCs/>
+                <w:sz w:val="26"/>
+                <w:szCs w:val="26"/>
+              </w:rPr>
+              <w:t>Cấu hình Bot Crawler</w:t>
+            </w:r>
+          </w:p>
+        </w:tc>
+        <w:tc>
+          <w:tcPr>
+            <w:tcW w:w="2736" w:type="pct"/>
             <w:hideMark/>
           </w:tcPr>
           <w:p>
             <w:pPr>
-              <w:spacing w:before="120" w:after="120"/>
-              <w:rPr>
-                <w:sz w:val="26"/>
-                <w:szCs w:val="26"/>
-              </w:rPr>
-            </w:pPr>
-            <w:r>
-              <w:rPr>
-                <w:sz w:val="26"/>
-                <w:szCs w:val="26"/>
-              </w:rPr>
-              <w:t>Hiển thị các việc làm đã lưu.</w:t>
+              <w:rPr>
+                <w:sz w:val="26"/>
+                <w:szCs w:val="26"/>
+              </w:rPr>
+            </w:pPr>
+            <w:r>
+              <w:rPr>
+                <w:sz w:val="26"/>
+                <w:szCs w:val="26"/>
+              </w:rPr>
+              <w:t>Cấu hình lịch trình và hoạt động thu thập dữ liệu tuyển dụng.</w:t>
             </w:r>
           </w:p>
         </w:tc>
@@ -8183,7 +8241,6 @@
           </w:tcPr>
           <w:p>
             <w:pPr>
-              <w:spacing w:before="120" w:after="120"/>
               <w:rPr>
                 <w:sz w:val="26"/>
                 <w:szCs w:val="26"/>
@@ -8202,45 +8259,45 @@
         </w:tc>
         <w:tc>
           <w:tcPr>
-            <w:tcW w:w="1624" w:type="pct"/>
+            <w:tcW w:w="1817" w:type="pct"/>
             <w:hideMark/>
           </w:tcPr>
           <w:p>
             <w:pPr>
-              <w:spacing w:before="120" w:after="120"/>
-              <w:rPr>
-                <w:sz w:val="26"/>
-                <w:szCs w:val="26"/>
-              </w:rPr>
-            </w:pPr>
-            <w:r>
-              <w:rPr>
-                <w:sz w:val="26"/>
-                <w:szCs w:val="26"/>
-              </w:rPr>
-              <w:t>Nộp hồ sơ trực tuyến</w:t>
-            </w:r>
-          </w:p>
-        </w:tc>
-        <w:tc>
-          <w:tcPr>
-            <w:tcW w:w="2929" w:type="pct"/>
+              <w:rPr>
+                <w:sz w:val="26"/>
+                <w:szCs w:val="26"/>
+              </w:rPr>
+            </w:pPr>
+            <w:r>
+              <w:rPr>
+                <w:b/>
+                <w:bCs/>
+                <w:sz w:val="26"/>
+                <w:szCs w:val="26"/>
+              </w:rPr>
+              <w:t>Xử lý dữ liệu (ETL)</w:t>
+            </w:r>
+          </w:p>
+        </w:tc>
+        <w:tc>
+          <w:tcPr>
+            <w:tcW w:w="2736" w:type="pct"/>
             <w:hideMark/>
           </w:tcPr>
           <w:p>
             <w:pPr>
-              <w:spacing w:before="120" w:after="120"/>
-              <w:rPr>
-                <w:sz w:val="26"/>
-                <w:szCs w:val="26"/>
-              </w:rPr>
-            </w:pPr>
-            <w:r>
-              <w:rPr>
-                <w:sz w:val="26"/>
-                <w:szCs w:val="26"/>
-              </w:rPr>
-              <w:t>Gửi CV và Cover Letter để ứng tuyển.</w:t>
+              <w:rPr>
+                <w:sz w:val="26"/>
+                <w:szCs w:val="26"/>
+              </w:rPr>
+            </w:pPr>
+            <w:r>
+              <w:rPr>
+                <w:sz w:val="26"/>
+                <w:szCs w:val="26"/>
+              </w:rPr>
+              <w:t>Thu thập, xử lý, chuẩn hóa và lưu trữ dữ liệu tuyển dụng.</w:t>
             </w:r>
           </w:p>
         </w:tc>
@@ -8253,7 +8310,6 @@
           </w:tcPr>
           <w:p>
             <w:pPr>
-              <w:spacing w:before="120" w:after="120"/>
               <w:rPr>
                 <w:sz w:val="26"/>
                 <w:szCs w:val="26"/>
@@ -8272,45 +8328,45 @@
         </w:tc>
         <w:tc>
           <w:tcPr>
-            <w:tcW w:w="1624" w:type="pct"/>
+            <w:tcW w:w="1817" w:type="pct"/>
             <w:hideMark/>
           </w:tcPr>
           <w:p>
             <w:pPr>
-              <w:spacing w:before="120" w:after="120"/>
-              <w:rPr>
-                <w:sz w:val="26"/>
-                <w:szCs w:val="26"/>
-              </w:rPr>
-            </w:pPr>
-            <w:r>
-              <w:rPr>
-                <w:sz w:val="26"/>
-                <w:szCs w:val="26"/>
-              </w:rPr>
-              <w:t>Ứng tuyển việc làm</w:t>
-            </w:r>
-          </w:p>
-        </w:tc>
-        <w:tc>
-          <w:tcPr>
-            <w:tcW w:w="2929" w:type="pct"/>
+              <w:rPr>
+                <w:sz w:val="26"/>
+                <w:szCs w:val="26"/>
+              </w:rPr>
+            </w:pPr>
+            <w:r>
+              <w:rPr>
+                <w:b/>
+                <w:bCs/>
+                <w:sz w:val="26"/>
+                <w:szCs w:val="26"/>
+              </w:rPr>
+              <w:t>Xác thực doanh nghiệp</w:t>
+            </w:r>
+          </w:p>
+        </w:tc>
+        <w:tc>
+          <w:tcPr>
+            <w:tcW w:w="2736" w:type="pct"/>
             <w:hideMark/>
           </w:tcPr>
           <w:p>
             <w:pPr>
-              <w:spacing w:before="120" w:after="120"/>
-              <w:rPr>
-                <w:sz w:val="26"/>
-                <w:szCs w:val="26"/>
-              </w:rPr>
-            </w:pPr>
-            <w:r>
-              <w:rPr>
-                <w:sz w:val="26"/>
-                <w:szCs w:val="26"/>
-              </w:rPr>
-              <w:t>Chuyển hướng ứng viên đến nguồn tuyển dụng.</w:t>
+              <w:rPr>
+                <w:sz w:val="26"/>
+                <w:szCs w:val="26"/>
+              </w:rPr>
+            </w:pPr>
+            <w:r>
+              <w:rPr>
+                <w:sz w:val="26"/>
+                <w:szCs w:val="26"/>
+              </w:rPr>
+              <w:t>Hỗ trợ xác thực thông tin của nhà tuyển dụng/doanh nghiệp.</w:t>
             </w:r>
           </w:p>
         </w:tc>
@@ -8323,7 +8379,6 @@
           </w:tcPr>
           <w:p>
             <w:pPr>
-              <w:spacing w:before="120" w:after="120"/>
               <w:rPr>
                 <w:sz w:val="26"/>
                 <w:szCs w:val="26"/>
@@ -8342,45 +8397,45 @@
         </w:tc>
         <w:tc>
           <w:tcPr>
-            <w:tcW w:w="1624" w:type="pct"/>
+            <w:tcW w:w="1817" w:type="pct"/>
             <w:hideMark/>
           </w:tcPr>
           <w:p>
             <w:pPr>
-              <w:spacing w:before="120" w:after="120"/>
-              <w:rPr>
-                <w:sz w:val="26"/>
-                <w:szCs w:val="26"/>
-              </w:rPr>
-            </w:pPr>
-            <w:r>
-              <w:rPr>
-                <w:sz w:val="26"/>
-                <w:szCs w:val="26"/>
-              </w:rPr>
-              <w:t>Lịch sử ứng tuyển</w:t>
-            </w:r>
-          </w:p>
-        </w:tc>
-        <w:tc>
-          <w:tcPr>
-            <w:tcW w:w="2929" w:type="pct"/>
+              <w:rPr>
+                <w:sz w:val="26"/>
+                <w:szCs w:val="26"/>
+              </w:rPr>
+            </w:pPr>
+            <w:r>
+              <w:rPr>
+                <w:b/>
+                <w:bCs/>
+                <w:sz w:val="26"/>
+                <w:szCs w:val="26"/>
+              </w:rPr>
+              <w:t>Đăng tin tuyển dụng</w:t>
+            </w:r>
+          </w:p>
+        </w:tc>
+        <w:tc>
+          <w:tcPr>
+            <w:tcW w:w="2736" w:type="pct"/>
             <w:hideMark/>
           </w:tcPr>
           <w:p>
             <w:pPr>
-              <w:spacing w:before="120" w:after="120"/>
-              <w:rPr>
-                <w:sz w:val="26"/>
-                <w:szCs w:val="26"/>
-              </w:rPr>
-            </w:pPr>
-            <w:r>
-              <w:rPr>
-                <w:sz w:val="26"/>
-                <w:szCs w:val="26"/>
-              </w:rPr>
-              <w:t>Hiển thị lịch sử ứng tuyển của ứng viên.</w:t>
+              <w:rPr>
+                <w:sz w:val="26"/>
+                <w:szCs w:val="26"/>
+              </w:rPr>
+            </w:pPr>
+            <w:r>
+              <w:rPr>
+                <w:sz w:val="26"/>
+                <w:szCs w:val="26"/>
+              </w:rPr>
+              <w:t>Cho phép nhà tuyển dụng đăng tin tuyển dụng lên hệ thống.</w:t>
             </w:r>
           </w:p>
         </w:tc>
@@ -8393,7 +8448,6 @@
           </w:tcPr>
           <w:p>
             <w:pPr>
-              <w:spacing w:before="120" w:after="120"/>
               <w:rPr>
                 <w:sz w:val="26"/>
                 <w:szCs w:val="26"/>
@@ -8412,45 +8466,45 @@
         </w:tc>
         <w:tc>
           <w:tcPr>
-            <w:tcW w:w="1624" w:type="pct"/>
+            <w:tcW w:w="1817" w:type="pct"/>
             <w:hideMark/>
           </w:tcPr>
           <w:p>
             <w:pPr>
-              <w:spacing w:before="120" w:after="120"/>
-              <w:rPr>
-                <w:sz w:val="26"/>
-                <w:szCs w:val="26"/>
-              </w:rPr>
-            </w:pPr>
-            <w:r>
-              <w:rPr>
-                <w:sz w:val="26"/>
-                <w:szCs w:val="26"/>
-              </w:rPr>
-              <w:t>Cấu hình Bot Crawler</w:t>
-            </w:r>
-          </w:p>
-        </w:tc>
-        <w:tc>
-          <w:tcPr>
-            <w:tcW w:w="2929" w:type="pct"/>
+              <w:rPr>
+                <w:sz w:val="26"/>
+                <w:szCs w:val="26"/>
+              </w:rPr>
+            </w:pPr>
+            <w:r>
+              <w:rPr>
+                <w:b/>
+                <w:bCs/>
+                <w:sz w:val="26"/>
+                <w:szCs w:val="26"/>
+              </w:rPr>
+              <w:t>Quản lý tuyển dụng</w:t>
+            </w:r>
+          </w:p>
+        </w:tc>
+        <w:tc>
+          <w:tcPr>
+            <w:tcW w:w="2736" w:type="pct"/>
             <w:hideMark/>
           </w:tcPr>
           <w:p>
             <w:pPr>
-              <w:spacing w:before="120" w:after="120"/>
-              <w:rPr>
-                <w:sz w:val="26"/>
-                <w:szCs w:val="26"/>
-              </w:rPr>
-            </w:pPr>
-            <w:r>
-              <w:rPr>
-                <w:sz w:val="26"/>
-                <w:szCs w:val="26"/>
-              </w:rPr>
-              <w:t>Cấu hình lịch trình thu thập dữ liệu.</w:t>
+              <w:rPr>
+                <w:sz w:val="26"/>
+                <w:szCs w:val="26"/>
+              </w:rPr>
+            </w:pPr>
+            <w:r>
+              <w:rPr>
+                <w:sz w:val="26"/>
+                <w:szCs w:val="26"/>
+              </w:rPr>
+              <w:t>Cho phép nhà tuyển dụng quản lý các tin tuyển dụng.</w:t>
             </w:r>
           </w:p>
         </w:tc>
@@ -8463,7 +8517,6 @@
           </w:tcPr>
           <w:p>
             <w:pPr>
-              <w:spacing w:before="120" w:after="120"/>
               <w:rPr>
                 <w:sz w:val="26"/>
                 <w:szCs w:val="26"/>
@@ -8482,45 +8535,45 @@
         </w:tc>
         <w:tc>
           <w:tcPr>
-            <w:tcW w:w="1624" w:type="pct"/>
+            <w:tcW w:w="1817" w:type="pct"/>
             <w:hideMark/>
           </w:tcPr>
           <w:p>
             <w:pPr>
-              <w:spacing w:before="120" w:after="120"/>
-              <w:rPr>
-                <w:sz w:val="26"/>
-                <w:szCs w:val="26"/>
-              </w:rPr>
-            </w:pPr>
-            <w:r>
-              <w:rPr>
-                <w:sz w:val="26"/>
-                <w:szCs w:val="26"/>
-              </w:rPr>
-              <w:t>Kiểm duyệt tin tuyển dụng</w:t>
-            </w:r>
-          </w:p>
-        </w:tc>
-        <w:tc>
-          <w:tcPr>
-            <w:tcW w:w="2929" w:type="pct"/>
+              <w:rPr>
+                <w:sz w:val="26"/>
+                <w:szCs w:val="26"/>
+              </w:rPr>
+            </w:pPr>
+            <w:r>
+              <w:rPr>
+                <w:b/>
+                <w:bCs/>
+                <w:sz w:val="26"/>
+                <w:szCs w:val="26"/>
+              </w:rPr>
+              <w:t>Quản lý và kiểm duyệt tin tuyển dụng</w:t>
+            </w:r>
+          </w:p>
+        </w:tc>
+        <w:tc>
+          <w:tcPr>
+            <w:tcW w:w="2736" w:type="pct"/>
             <w:hideMark/>
           </w:tcPr>
           <w:p>
             <w:pPr>
-              <w:spacing w:before="120" w:after="120"/>
-              <w:rPr>
-                <w:sz w:val="26"/>
-                <w:szCs w:val="26"/>
-              </w:rPr>
-            </w:pPr>
-            <w:r>
-              <w:rPr>
-                <w:sz w:val="26"/>
-                <w:szCs w:val="26"/>
-              </w:rPr>
-              <w:t>Quản lý và kiểm duyệt tin tuyển dụng.</w:t>
+              <w:rPr>
+                <w:sz w:val="26"/>
+                <w:szCs w:val="26"/>
+              </w:rPr>
+            </w:pPr>
+            <w:r>
+              <w:rPr>
+                <w:sz w:val="26"/>
+                <w:szCs w:val="26"/>
+              </w:rPr>
+              <w:t>Cho phép Admin quản lý và kiểm duyệt tin tuyển dụng.</w:t>
             </w:r>
           </w:p>
         </w:tc>
@@ -8533,7 +8586,6 @@
           </w:tcPr>
           <w:p>
             <w:pPr>
-              <w:spacing w:before="120" w:after="120"/>
               <w:rPr>
                 <w:sz w:val="26"/>
                 <w:szCs w:val="26"/>
@@ -8552,45 +8604,45 @@
         </w:tc>
         <w:tc>
           <w:tcPr>
-            <w:tcW w:w="1624" w:type="pct"/>
+            <w:tcW w:w="1817" w:type="pct"/>
             <w:hideMark/>
           </w:tcPr>
           <w:p>
             <w:pPr>
-              <w:spacing w:before="120" w:after="120"/>
-              <w:rPr>
-                <w:sz w:val="26"/>
-                <w:szCs w:val="26"/>
-              </w:rPr>
-            </w:pPr>
-            <w:r>
-              <w:rPr>
-                <w:sz w:val="26"/>
-                <w:szCs w:val="26"/>
-              </w:rPr>
-              <w:t>Quản lý danh mục</w:t>
-            </w:r>
-          </w:p>
-        </w:tc>
-        <w:tc>
-          <w:tcPr>
-            <w:tcW w:w="2929" w:type="pct"/>
+              <w:rPr>
+                <w:sz w:val="26"/>
+                <w:szCs w:val="26"/>
+              </w:rPr>
+            </w:pPr>
+            <w:r>
+              <w:rPr>
+                <w:b/>
+                <w:bCs/>
+                <w:sz w:val="26"/>
+                <w:szCs w:val="26"/>
+              </w:rPr>
+              <w:t>Quản lý người dùng</w:t>
+            </w:r>
+          </w:p>
+        </w:tc>
+        <w:tc>
+          <w:tcPr>
+            <w:tcW w:w="2736" w:type="pct"/>
             <w:hideMark/>
           </w:tcPr>
           <w:p>
             <w:pPr>
-              <w:spacing w:before="120" w:after="120"/>
-              <w:rPr>
-                <w:sz w:val="26"/>
-                <w:szCs w:val="26"/>
-              </w:rPr>
-            </w:pPr>
-            <w:r>
-              <w:rPr>
-                <w:sz w:val="26"/>
-                <w:szCs w:val="26"/>
-              </w:rPr>
-              <w:t>Quản lý ngành nghề và khu vực việc làm.</w:t>
+              <w:rPr>
+                <w:sz w:val="26"/>
+                <w:szCs w:val="26"/>
+              </w:rPr>
+            </w:pPr>
+            <w:r>
+              <w:rPr>
+                <w:sz w:val="26"/>
+                <w:szCs w:val="26"/>
+              </w:rPr>
+              <w:t>Cho phép Admin quản lý tài khoản và người dùng trong hệ thống.</w:t>
             </w:r>
           </w:p>
         </w:tc>
@@ -8603,7 +8655,6 @@
           </w:tcPr>
           <w:p>
             <w:pPr>
-              <w:spacing w:before="120" w:after="120"/>
               <w:rPr>
                 <w:sz w:val="26"/>
                 <w:szCs w:val="26"/>
@@ -8622,58 +8673,11 @@
         </w:tc>
         <w:tc>
           <w:tcPr>
-            <w:tcW w:w="1624" w:type="pct"/>
+            <w:tcW w:w="1817" w:type="pct"/>
             <w:hideMark/>
           </w:tcPr>
           <w:p>
             <w:pPr>
-              <w:spacing w:before="120" w:after="120"/>
-              <w:rPr>
-                <w:sz w:val="26"/>
-                <w:szCs w:val="26"/>
-              </w:rPr>
-            </w:pPr>
-            <w:r>
-              <w:rPr>
-                <w:sz w:val="26"/>
-                <w:szCs w:val="26"/>
-              </w:rPr>
-              <w:t>Quản lý tài khoản</w:t>
-            </w:r>
-          </w:p>
-        </w:tc>
-        <w:tc>
-          <w:tcPr>
-            <w:tcW w:w="2929" w:type="pct"/>
-            <w:hideMark/>
-          </w:tcPr>
-          <w:p>
-            <w:pPr>
-              <w:spacing w:before="120" w:after="120"/>
-              <w:rPr>
-                <w:sz w:val="26"/>
-                <w:szCs w:val="26"/>
-              </w:rPr>
-            </w:pPr>
-            <w:r>
-              <w:rPr>
-                <w:sz w:val="26"/>
-                <w:szCs w:val="26"/>
-              </w:rPr>
-              <w:t>Quản lý tài khoản và phân quyền người dùng.</w:t>
-            </w:r>
-          </w:p>
-        </w:tc>
-      </w:tr>
-      <w:tr>
-        <w:tc>
-          <w:tcPr>
-            <w:tcW w:w="446" w:type="pct"/>
-            <w:hideMark/>
-          </w:tcPr>
-          <w:p>
-            <w:pPr>
-              <w:spacing w:before="120" w:after="120"/>
               <w:rPr>
                 <w:sz w:val="26"/>
                 <w:szCs w:val="26"/>
@@ -8686,51 +8690,28 @@
                 <w:sz w:val="26"/>
                 <w:szCs w:val="26"/>
               </w:rPr>
-              <w:t>PB17</w:t>
-            </w:r>
-          </w:p>
-        </w:tc>
-        <w:tc>
-          <w:tcPr>
-            <w:tcW w:w="1624" w:type="pct"/>
+              <w:t>Báo cáo Dashboard</w:t>
+            </w:r>
+          </w:p>
+        </w:tc>
+        <w:tc>
+          <w:tcPr>
+            <w:tcW w:w="2736" w:type="pct"/>
             <w:hideMark/>
           </w:tcPr>
           <w:p>
             <w:pPr>
-              <w:spacing w:before="120" w:after="120"/>
-              <w:rPr>
-                <w:sz w:val="26"/>
-                <w:szCs w:val="26"/>
-              </w:rPr>
-            </w:pPr>
-            <w:r>
-              <w:rPr>
-                <w:sz w:val="26"/>
-                <w:szCs w:val="26"/>
-              </w:rPr>
-              <w:t>Báo cáo thống kê</w:t>
-            </w:r>
-          </w:p>
-        </w:tc>
-        <w:tc>
-          <w:tcPr>
-            <w:tcW w:w="2929" w:type="pct"/>
-            <w:hideMark/>
-          </w:tcPr>
-          <w:p>
-            <w:pPr>
-              <w:spacing w:before="120" w:after="120"/>
-              <w:rPr>
-                <w:sz w:val="26"/>
-                <w:szCs w:val="26"/>
-              </w:rPr>
-            </w:pPr>
-            <w:r>
-              <w:rPr>
-                <w:sz w:val="26"/>
-                <w:szCs w:val="26"/>
-              </w:rPr>
-              <w:t>Hiển thị Dashboard và báo cáo thống kê hệ thống.</w:t>
+              <w:rPr>
+                <w:sz w:val="26"/>
+                <w:szCs w:val="26"/>
+              </w:rPr>
+            </w:pPr>
+            <w:r>
+              <w:rPr>
+                <w:sz w:val="26"/>
+                <w:szCs w:val="26"/>
+              </w:rPr>
+              <w:t>Hiển thị Dashboard và các báo cáo thống kê của hệ thống.</w:t>
             </w:r>
           </w:p>
         </w:tc>
@@ -8757,7 +8738,7 @@
           <w:szCs w:val="26"/>
         </w:rPr>
       </w:pPr>
-      <w:bookmarkStart w:id="11" w:name="_Toc71655933"/>
+      <w:bookmarkStart w:id="10" w:name="_Toc71655933"/>
       <w:r>
         <w:rPr>
           <w:rFonts w:ascii="Times New Roman" w:hAnsi="Times New Roman" w:cs="Times New Roman"/>
@@ -8767,7 +8748,7 @@
         </w:rPr>
         <w:t>Các hạn chế về kinh doanh</w:t>
       </w:r>
-      <w:bookmarkEnd w:id="11"/>
+      <w:bookmarkEnd w:id="10"/>
     </w:p>
     <w:p>
       <w:pPr>
@@ -8846,7 +8827,6 @@
           <w:sz w:val="26"/>
           <w:szCs w:val="26"/>
         </w:rPr>
-        <w:lastRenderedPageBreak/>
         <w:t xml:space="preserve">Nhóm </w:t>
       </w:r>
       <w:r>
@@ -8904,6 +8884,7 @@
           <w:sz w:val="26"/>
           <w:szCs w:val="26"/>
         </w:rPr>
+        <w:lastRenderedPageBreak/>
         <w:t>Tài nguyên sẵn có</w:t>
       </w:r>
       <w:r>
@@ -8970,7 +8951,7 @@
           <w:szCs w:val="26"/>
         </w:rPr>
       </w:pPr>
-      <w:bookmarkStart w:id="12" w:name="_Toc71655934"/>
+      <w:bookmarkStart w:id="11" w:name="_Toc71655934"/>
       <w:r>
         <w:rPr>
           <w:rFonts w:ascii="Times New Roman" w:hAnsi="Times New Roman" w:cs="Times New Roman"/>
@@ -8980,7 +8961,7 @@
         </w:rPr>
         <w:t>Các hạn chế về kỹ thuật</w:t>
       </w:r>
-      <w:bookmarkEnd w:id="12"/>
+      <w:bookmarkEnd w:id="11"/>
     </w:p>
     <w:p>
       <w:pPr>
@@ -9019,213 +9000,132 @@
     </w:p>
     <w:p>
       <w:pPr>
+        <w:pStyle w:val="ListParagraph"/>
         <w:numPr>
           <w:ilvl w:val="0"/>
-          <w:numId w:val="24"/>
+          <w:numId w:val="36"/>
         </w:numPr>
-        <w:spacing w:after="0" w:line="360" w:lineRule="auto"/>
-        <w:rPr>
-          <w:rFonts w:ascii="Times New Roman" w:eastAsia="Times New Roman" w:hAnsi="Times New Roman" w:cs="Times New Roman"/>
-          <w:sz w:val="26"/>
-          <w:szCs w:val="26"/>
-        </w:rPr>
-      </w:pPr>
-      <w:r>
-        <w:rPr>
-          <w:rFonts w:ascii="Times New Roman" w:eastAsia="Times New Roman" w:hAnsi="Times New Roman" w:cs="Times New Roman"/>
-          <w:sz w:val="26"/>
-          <w:szCs w:val="26"/>
-        </w:rPr>
-        <w:t xml:space="preserve">Sử dụng </w:t>
-      </w:r>
-      <w:r>
-        <w:rPr>
-          <w:rFonts w:ascii="Times New Roman" w:eastAsia="Times New Roman" w:hAnsi="Times New Roman" w:cs="Times New Roman"/>
-          <w:bCs/>
-          <w:sz w:val="26"/>
-          <w:szCs w:val="26"/>
-        </w:rPr>
-        <w:t>HTML</w:t>
-      </w:r>
-      <w:r>
-        <w:rPr>
-          <w:rFonts w:ascii="Times New Roman" w:eastAsia="Times New Roman" w:hAnsi="Times New Roman" w:cs="Times New Roman"/>
-          <w:bCs/>
-          <w:sz w:val="26"/>
-          <w:szCs w:val="26"/>
-        </w:rPr>
-        <w:t>, JavaScript và ReactJS</w:t>
-      </w:r>
-      <w:r>
-        <w:rPr>
-          <w:rFonts w:ascii="Times New Roman" w:eastAsia="Times New Roman" w:hAnsi="Times New Roman" w:cs="Times New Roman"/>
-          <w:sz w:val="26"/>
-          <w:szCs w:val="26"/>
-        </w:rPr>
-        <w:t xml:space="preserve"> cho Frontend. </w:t>
+        <w:rPr>
+          <w:rFonts w:ascii="Times New Roman" w:hAnsi="Times New Roman" w:cs="Times New Roman"/>
+          <w:sz w:val="26"/>
+          <w:szCs w:val="26"/>
+        </w:rPr>
+      </w:pPr>
+      <w:r>
+        <w:rPr>
+          <w:rFonts w:ascii="Times New Roman" w:hAnsi="Times New Roman" w:cs="Times New Roman"/>
+          <w:sz w:val="26"/>
+          <w:szCs w:val="26"/>
+        </w:rPr>
+        <w:t xml:space="preserve">Sử dụng HTML, JavaScript và ReactJS cho Frontend. </w:t>
       </w:r>
     </w:p>
     <w:p>
       <w:pPr>
+        <w:pStyle w:val="ListParagraph"/>
         <w:numPr>
           <w:ilvl w:val="0"/>
-          <w:numId w:val="24"/>
+          <w:numId w:val="36"/>
         </w:numPr>
-        <w:spacing w:after="0" w:line="360" w:lineRule="auto"/>
-        <w:rPr>
-          <w:rFonts w:ascii="Times New Roman" w:eastAsia="Times New Roman" w:hAnsi="Times New Roman" w:cs="Times New Roman"/>
-          <w:sz w:val="26"/>
-          <w:szCs w:val="26"/>
-        </w:rPr>
-      </w:pPr>
-      <w:r>
-        <w:rPr>
-          <w:rFonts w:ascii="Times New Roman" w:eastAsia="Times New Roman" w:hAnsi="Times New Roman" w:cs="Times New Roman"/>
-          <w:sz w:val="26"/>
-          <w:szCs w:val="26"/>
-        </w:rPr>
-        <w:t xml:space="preserve">Sử dụng </w:t>
-      </w:r>
-      <w:r>
-        <w:rPr>
-          <w:rFonts w:ascii="Times New Roman" w:eastAsia="Times New Roman" w:hAnsi="Times New Roman" w:cs="Times New Roman"/>
-          <w:bCs/>
-          <w:sz w:val="26"/>
-          <w:szCs w:val="26"/>
-        </w:rPr>
-        <w:t>Spring Boot / REST API</w:t>
-      </w:r>
-      <w:r>
-        <w:rPr>
-          <w:rFonts w:ascii="Times New Roman" w:eastAsia="Times New Roman" w:hAnsi="Times New Roman" w:cs="Times New Roman"/>
-          <w:sz w:val="26"/>
-          <w:szCs w:val="26"/>
-        </w:rPr>
-        <w:t xml:space="preserve"> cho Backend. </w:t>
+        <w:rPr>
+          <w:rFonts w:ascii="Times New Roman" w:hAnsi="Times New Roman" w:cs="Times New Roman"/>
+          <w:sz w:val="26"/>
+          <w:szCs w:val="26"/>
+        </w:rPr>
+      </w:pPr>
+      <w:r>
+        <w:rPr>
+          <w:rFonts w:ascii="Times New Roman" w:hAnsi="Times New Roman" w:cs="Times New Roman"/>
+          <w:sz w:val="26"/>
+          <w:szCs w:val="26"/>
+        </w:rPr>
+        <w:t xml:space="preserve">Sử dụng Spring Boot / REST API cho Backend. </w:t>
       </w:r>
     </w:p>
     <w:p>
       <w:pPr>
+        <w:pStyle w:val="ListParagraph"/>
         <w:numPr>
           <w:ilvl w:val="0"/>
-          <w:numId w:val="24"/>
+          <w:numId w:val="36"/>
         </w:numPr>
-        <w:spacing w:after="0" w:line="360" w:lineRule="auto"/>
-        <w:rPr>
-          <w:rFonts w:ascii="Times New Roman" w:eastAsia="Times New Roman" w:hAnsi="Times New Roman" w:cs="Times New Roman"/>
-          <w:sz w:val="26"/>
-          <w:szCs w:val="26"/>
-        </w:rPr>
-      </w:pPr>
-      <w:r>
-        <w:rPr>
-          <w:rFonts w:ascii="Times New Roman" w:eastAsia="Times New Roman" w:hAnsi="Times New Roman" w:cs="Times New Roman"/>
-          <w:sz w:val="26"/>
-          <w:szCs w:val="26"/>
-        </w:rPr>
-        <w:t xml:space="preserve">Sử dụng </w:t>
-      </w:r>
-      <w:r>
-        <w:rPr>
-          <w:rFonts w:ascii="Times New Roman" w:eastAsia="Times New Roman" w:hAnsi="Times New Roman" w:cs="Times New Roman"/>
-          <w:bCs/>
-          <w:sz w:val="26"/>
-          <w:szCs w:val="26"/>
-        </w:rPr>
-        <w:t>PostgreSQL</w:t>
-      </w:r>
-      <w:r>
-        <w:rPr>
-          <w:rFonts w:ascii="Times New Roman" w:eastAsia="Times New Roman" w:hAnsi="Times New Roman" w:cs="Times New Roman"/>
-          <w:sz w:val="26"/>
-          <w:szCs w:val="26"/>
-        </w:rPr>
-        <w:t xml:space="preserve"> để lưu trữ dữ liệu. </w:t>
+        <w:rPr>
+          <w:rFonts w:ascii="Times New Roman" w:hAnsi="Times New Roman" w:cs="Times New Roman"/>
+          <w:b/>
+          <w:sz w:val="26"/>
+          <w:szCs w:val="26"/>
+        </w:rPr>
+      </w:pPr>
+      <w:r>
+        <w:rPr>
+          <w:rStyle w:val="Strong"/>
+          <w:rFonts w:ascii="Times New Roman" w:hAnsi="Times New Roman" w:cs="Times New Roman"/>
+          <w:b w:val="0"/>
+          <w:sz w:val="26"/>
+          <w:szCs w:val="26"/>
+        </w:rPr>
+        <w:t>Sử dụng PostgreSQL để lưu trữ dữ liệu.</w:t>
+      </w:r>
+      <w:r>
+        <w:rPr>
+          <w:rFonts w:ascii="Times New Roman" w:hAnsi="Times New Roman" w:cs="Times New Roman"/>
+          <w:b/>
+          <w:sz w:val="26"/>
+          <w:szCs w:val="26"/>
+        </w:rPr>
+        <w:t xml:space="preserve"> </w:t>
       </w:r>
     </w:p>
     <w:p>
       <w:pPr>
+        <w:pStyle w:val="ListParagraph"/>
         <w:numPr>
           <w:ilvl w:val="0"/>
-          <w:numId w:val="24"/>
+          <w:numId w:val="36"/>
         </w:numPr>
-        <w:spacing w:after="0" w:line="360" w:lineRule="auto"/>
-        <w:rPr>
-          <w:rFonts w:ascii="Times New Roman" w:eastAsia="Times New Roman" w:hAnsi="Times New Roman" w:cs="Times New Roman"/>
-          <w:sz w:val="26"/>
-          <w:szCs w:val="26"/>
-        </w:rPr>
-      </w:pPr>
-      <w:r>
-        <w:rPr>
-          <w:rFonts w:ascii="Times New Roman" w:eastAsia="Times New Roman" w:hAnsi="Times New Roman" w:cs="Times New Roman"/>
-          <w:sz w:val="26"/>
-          <w:szCs w:val="26"/>
-        </w:rPr>
-        <w:t xml:space="preserve">Sử dụng </w:t>
-      </w:r>
-      <w:r>
-        <w:rPr>
-          <w:rFonts w:ascii="Times New Roman" w:eastAsia="Times New Roman" w:hAnsi="Times New Roman" w:cs="Times New Roman"/>
-          <w:bCs/>
-          <w:sz w:val="26"/>
-          <w:szCs w:val="26"/>
-        </w:rPr>
-        <w:t>Bot Crawler</w:t>
-      </w:r>
-      <w:r>
-        <w:rPr>
-          <w:rFonts w:ascii="Times New Roman" w:eastAsia="Times New Roman" w:hAnsi="Times New Roman" w:cs="Times New Roman"/>
-          <w:sz w:val="26"/>
-          <w:szCs w:val="26"/>
-        </w:rPr>
-        <w:t xml:space="preserve"> để tự động thu thập dữ liệu tuyển dụng. </w:t>
+        <w:rPr>
+          <w:rFonts w:ascii="Times New Roman" w:hAnsi="Times New Roman" w:cs="Times New Roman"/>
+          <w:sz w:val="26"/>
+          <w:szCs w:val="26"/>
+        </w:rPr>
+      </w:pPr>
+      <w:r>
+        <w:rPr>
+          <w:rFonts w:ascii="Times New Roman" w:hAnsi="Times New Roman" w:cs="Times New Roman"/>
+          <w:sz w:val="26"/>
+          <w:szCs w:val="26"/>
+        </w:rPr>
+        <w:t xml:space="preserve">Sử dụng Bot Crawler để tự động thu thập dữ liệu tuyển dụng. </w:t>
       </w:r>
     </w:p>
     <w:p>
       <w:pPr>
+        <w:pStyle w:val="ListParagraph"/>
         <w:numPr>
           <w:ilvl w:val="0"/>
-          <w:numId w:val="24"/>
+          <w:numId w:val="36"/>
         </w:numPr>
-        <w:spacing w:after="0" w:line="360" w:lineRule="auto"/>
-        <w:rPr>
-          <w:rFonts w:ascii="Times New Roman" w:eastAsia="Times New Roman" w:hAnsi="Times New Roman" w:cs="Times New Roman"/>
-          <w:sz w:val="26"/>
-          <w:szCs w:val="26"/>
-        </w:rPr>
-      </w:pPr>
-      <w:r>
-        <w:rPr>
-          <w:rFonts w:ascii="Times New Roman" w:eastAsia="Times New Roman" w:hAnsi="Times New Roman" w:cs="Times New Roman"/>
-          <w:sz w:val="26"/>
-          <w:szCs w:val="26"/>
-        </w:rPr>
-        <w:t xml:space="preserve">Người dùng truy cập hệ thống thông qua </w:t>
-      </w:r>
-      <w:r>
-        <w:rPr>
-          <w:rFonts w:ascii="Times New Roman" w:eastAsia="Times New Roman" w:hAnsi="Times New Roman" w:cs="Times New Roman"/>
-          <w:bCs/>
-          <w:sz w:val="26"/>
-          <w:szCs w:val="26"/>
-        </w:rPr>
-        <w:t>trình duyệt Web</w:t>
-      </w:r>
-      <w:r>
-        <w:rPr>
-          <w:rFonts w:ascii="Times New Roman" w:eastAsia="Times New Roman" w:hAnsi="Times New Roman" w:cs="Times New Roman"/>
-          <w:sz w:val="26"/>
-          <w:szCs w:val="26"/>
-        </w:rPr>
-        <w:t xml:space="preserve"> như Google Chrome, Microsoft Edge hoặc Mozilla Firefox. </w:t>
+        <w:rPr>
+          <w:rFonts w:ascii="Times New Roman" w:hAnsi="Times New Roman" w:cs="Times New Roman"/>
+          <w:sz w:val="26"/>
+          <w:szCs w:val="26"/>
+        </w:rPr>
+      </w:pPr>
+      <w:r>
+        <w:rPr>
+          <w:rFonts w:ascii="Times New Roman" w:hAnsi="Times New Roman" w:cs="Times New Roman"/>
+          <w:sz w:val="26"/>
+          <w:szCs w:val="26"/>
+        </w:rPr>
+        <w:t xml:space="preserve">Người dùng truy cập hệ thống thông qua trình duyệt Web như Google Chrome, Microsoft Edge hoặc Mozilla Firefox. </w:t>
       </w:r>
     </w:p>
     <w:p>
       <w:pPr>
+        <w:pStyle w:val="ListParagraph"/>
         <w:numPr>
           <w:ilvl w:val="0"/>
-          <w:numId w:val="24"/>
+          <w:numId w:val="36"/>
         </w:numPr>
         <w:spacing w:after="0" w:line="360" w:lineRule="auto"/>
         <w:rPr>
@@ -9236,28 +9136,20 @@
       </w:pPr>
       <w:r>
         <w:rPr>
-          <w:rFonts w:ascii="Times New Roman" w:eastAsia="Times New Roman" w:hAnsi="Times New Roman" w:cs="Times New Roman"/>
-          <w:sz w:val="26"/>
-          <w:szCs w:val="26"/>
-        </w:rPr>
-        <w:t xml:space="preserve">Hệ thống sử dụng giao thức </w:t>
-      </w:r>
-      <w:r>
-        <w:rPr>
-          <w:rFonts w:ascii="Times New Roman" w:eastAsia="Times New Roman" w:hAnsi="Times New Roman" w:cs="Times New Roman"/>
-          <w:bCs/>
-          <w:sz w:val="26"/>
-          <w:szCs w:val="26"/>
-        </w:rPr>
-        <w:t>HTTP/HTTPS</w:t>
-      </w:r>
-      <w:r>
-        <w:rPr>
-          <w:rFonts w:ascii="Times New Roman" w:eastAsia="Times New Roman" w:hAnsi="Times New Roman" w:cs="Times New Roman"/>
-          <w:sz w:val="26"/>
-          <w:szCs w:val="26"/>
-        </w:rPr>
-        <w:t xml:space="preserve"> để trao đổi dữ liệu giữa Client và Server.</w:t>
+          <w:rFonts w:ascii="Times New Roman" w:hAnsi="Times New Roman" w:cs="Times New Roman"/>
+          <w:sz w:val="26"/>
+          <w:szCs w:val="26"/>
+        </w:rPr>
+        <w:t>Hệ thống sử dụng giao thức HTTP/HTTPS để trao đổi dữ liệu giữa Client và Server.</w:t>
+      </w:r>
+      <w:r>
+        <w:rPr>
+          <w:rFonts w:ascii="Times New Roman" w:hAnsi="Times New Roman" w:cs="Times New Roman"/>
+          <w:b/>
+          <w:sz w:val="26"/>
+          <w:szCs w:val="26"/>
+        </w:rPr>
+        <w:t xml:space="preserve"> </w:t>
       </w:r>
       <w:r>
         <w:rPr>
@@ -9285,7 +9177,7 @@
           <w:szCs w:val="26"/>
         </w:rPr>
       </w:pPr>
-      <w:bookmarkStart w:id="13" w:name="_Toc71655935"/>
+      <w:bookmarkStart w:id="12" w:name="_Toc71655935"/>
       <w:r>
         <w:rPr>
           <w:rFonts w:ascii="Times New Roman" w:hAnsi="Times New Roman" w:cs="Times New Roman"/>
@@ -9296,7 +9188,7 @@
         <w:lastRenderedPageBreak/>
         <w:t>Các thuộc tính chất lượng</w:t>
       </w:r>
-      <w:bookmarkEnd w:id="13"/>
+      <w:bookmarkEnd w:id="12"/>
     </w:p>
     <w:p>
       <w:pPr>
@@ -9528,7 +9420,7 @@
           <w:szCs w:val="26"/>
         </w:rPr>
       </w:pPr>
-      <w:bookmarkStart w:id="14" w:name="_Toc71655936"/>
+      <w:bookmarkStart w:id="13" w:name="_Toc71655936"/>
       <w:r>
         <w:rPr>
           <w:rFonts w:ascii="Times New Roman" w:hAnsi="Times New Roman" w:cs="Times New Roman"/>
@@ -9538,7 +9430,7 @@
         </w:rPr>
         <w:t>TỔNG QUAN VỀ CẤU TRÚC</w:t>
       </w:r>
-      <w:bookmarkEnd w:id="14"/>
+      <w:bookmarkEnd w:id="13"/>
     </w:p>
     <w:p>
       <w:pPr>
@@ -9612,7 +9504,7 @@
           <w:szCs w:val="26"/>
         </w:rPr>
       </w:pPr>
-      <w:bookmarkStart w:id="15" w:name="_Toc71655937"/>
+      <w:bookmarkStart w:id="14" w:name="_Toc71655937"/>
       <w:r>
         <w:rPr>
           <w:rFonts w:ascii="Times New Roman" w:hAnsi="Times New Roman" w:cs="Times New Roman"/>
@@ -9622,7 +9514,7 @@
         </w:rPr>
         <w:t>Tổng quan về C&amp;C View</w:t>
       </w:r>
-      <w:bookmarkEnd w:id="15"/>
+      <w:bookmarkEnd w:id="14"/>
     </w:p>
     <w:p>
       <w:pPr>
@@ -9909,6 +9801,7 @@
       <w:r>
         <w:rPr>
           <w:rFonts w:ascii="Times New Roman" w:hAnsi="Times New Roman" w:cs="Times New Roman"/>
+          <w:noProof/>
           <w:sz w:val="26"/>
           <w:szCs w:val="26"/>
         </w:rPr>
@@ -10656,7 +10549,7 @@
           <w:szCs w:val="26"/>
         </w:rPr>
       </w:pPr>
-      <w:bookmarkStart w:id="16" w:name="_Toc71655938"/>
+      <w:bookmarkStart w:id="15" w:name="_Toc71655938"/>
       <w:r>
         <w:rPr>
           <w:rFonts w:ascii="Times New Roman" w:hAnsi="Times New Roman" w:cs="Times New Roman"/>
@@ -10666,7 +10559,7 @@
         </w:rPr>
         <w:t>MODULE VIEW</w:t>
       </w:r>
-      <w:bookmarkEnd w:id="16"/>
+      <w:bookmarkEnd w:id="15"/>
     </w:p>
     <w:p>
       <w:pPr>
@@ -10683,6 +10576,7 @@
         <w:rPr>
           <w:rFonts w:ascii="Times New Roman" w:hAnsi="Times New Roman" w:cs="Times New Roman"/>
           <w:b/>
+          <w:noProof/>
           <w:sz w:val="26"/>
           <w:szCs w:val="26"/>
         </w:rPr>
@@ -10790,7 +10684,7 @@
           <w:szCs w:val="26"/>
         </w:rPr>
       </w:pPr>
-      <w:bookmarkStart w:id="17" w:name="_Toc71655939"/>
+      <w:bookmarkStart w:id="16" w:name="_Toc71655939"/>
       <w:r>
         <w:rPr>
           <w:rFonts w:ascii="Times New Roman" w:hAnsi="Times New Roman" w:cs="Times New Roman"/>
@@ -10801,138 +10695,253 @@
         <w:lastRenderedPageBreak/>
         <w:t>Hight-lever module view</w:t>
       </w:r>
-      <w:bookmarkEnd w:id="17"/>
+      <w:bookmarkEnd w:id="16"/>
     </w:p>
     <w:p>
       <w:pPr>
-        <w:pStyle w:val="ListParagraph"/>
+        <w:spacing w:after="0" w:line="360" w:lineRule="auto"/>
+        <w:ind w:firstLine="720"/>
+        <w:rPr>
+          <w:rFonts w:ascii="Times New Roman" w:eastAsia="Times New Roman" w:hAnsi="Times New Roman" w:cs="Times New Roman"/>
+          <w:sz w:val="26"/>
+          <w:szCs w:val="26"/>
+        </w:rPr>
+      </w:pPr>
+      <w:r>
+        <w:rPr>
+          <w:rFonts w:ascii="Times New Roman" w:eastAsia="Times New Roman" w:hAnsi="Times New Roman" w:cs="Times New Roman"/>
+          <w:sz w:val="26"/>
+          <w:szCs w:val="26"/>
+        </w:rPr>
+        <w:t>Hệ thống JobCrawler được tổ chức thành các module chính nhằm phân tách các nhóm chức năng và hỗ trợ việc phát triển, bảo trì hệ thống. Các module chính bao gồm:</w:t>
+      </w:r>
+    </w:p>
+    <w:p>
+      <w:pPr>
         <w:numPr>
           <w:ilvl w:val="0"/>
-          <w:numId w:val="2"/>
+          <w:numId w:val="35"/>
         </w:numPr>
         <w:spacing w:after="0" w:line="360" w:lineRule="auto"/>
-        <w:ind w:left="851"/>
-        <w:rPr>
-          <w:rFonts w:ascii="Times New Roman" w:hAnsi="Times New Roman" w:cs="Times New Roman"/>
-          <w:sz w:val="26"/>
-          <w:szCs w:val="26"/>
-        </w:rPr>
-      </w:pPr>
-      <w:r>
-        <w:rPr>
-          <w:rFonts w:ascii="Times New Roman" w:hAnsi="Times New Roman" w:cs="Times New Roman"/>
-          <w:sz w:val="26"/>
-          <w:szCs w:val="26"/>
-        </w:rPr>
-        <w:t>Website “Website bán hàng tích hợp AI tìm kiếm” dựa trên mẫu phát triển Model-View-Controller. Trong thực tế, nó cho phép các trang web chứa tập lệnh tối thiểu</w:t>
-      </w:r>
-      <w:r>
-        <w:rPr>
-          <w:rFonts w:ascii="Times New Roman" w:hAnsi="Times New Roman" w:cs="Times New Roman"/>
-          <w:sz w:val="26"/>
-          <w:szCs w:val="26"/>
-        </w:rPr>
-        <w:t>.</w:t>
+        <w:rPr>
+          <w:rFonts w:ascii="Times New Roman" w:eastAsia="Times New Roman" w:hAnsi="Times New Roman" w:cs="Times New Roman"/>
+          <w:sz w:val="26"/>
+          <w:szCs w:val="26"/>
+        </w:rPr>
+      </w:pPr>
+      <w:r>
+        <w:rPr>
+          <w:rFonts w:ascii="Times New Roman" w:eastAsia="Times New Roman" w:hAnsi="Times New Roman" w:cs="Times New Roman"/>
+          <w:b/>
+          <w:bCs/>
+          <w:sz w:val="26"/>
+          <w:szCs w:val="26"/>
+        </w:rPr>
+        <w:t>Authentication &amp; User Management:</w:t>
+      </w:r>
+      <w:r>
+        <w:rPr>
+          <w:rFonts w:ascii="Times New Roman" w:eastAsia="Times New Roman" w:hAnsi="Times New Roman" w:cs="Times New Roman"/>
+          <w:sz w:val="26"/>
+          <w:szCs w:val="26"/>
+        </w:rPr>
+        <w:t xml:space="preserve"> Quản lý đăng ký, đăng nhập, tài khoản và phân quyền người dùng. </w:t>
       </w:r>
     </w:p>
     <w:p>
       <w:pPr>
-        <w:pStyle w:val="ListParagraph"/>
         <w:numPr>
           <w:ilvl w:val="0"/>
-          <w:numId w:val="2"/>
+          <w:numId w:val="35"/>
         </w:numPr>
         <w:spacing w:after="0" w:line="360" w:lineRule="auto"/>
-        <w:ind w:left="851"/>
-        <w:rPr>
-          <w:rFonts w:ascii="Times New Roman" w:hAnsi="Times New Roman" w:cs="Times New Roman"/>
-          <w:sz w:val="26"/>
-          <w:szCs w:val="26"/>
-        </w:rPr>
-      </w:pPr>
-      <w:r>
-        <w:rPr>
-          <w:rFonts w:ascii="Times New Roman" w:hAnsi="Times New Roman" w:cs="Times New Roman"/>
-          <w:sz w:val="26"/>
-          <w:szCs w:val="26"/>
-        </w:rPr>
-        <w:t>Hệ thống bao gồm ba gói:</w:t>
+        <w:rPr>
+          <w:rFonts w:ascii="Times New Roman" w:eastAsia="Times New Roman" w:hAnsi="Times New Roman" w:cs="Times New Roman"/>
+          <w:sz w:val="26"/>
+          <w:szCs w:val="26"/>
+        </w:rPr>
+      </w:pPr>
+      <w:r>
+        <w:rPr>
+          <w:rFonts w:ascii="Times New Roman" w:eastAsia="Times New Roman" w:hAnsi="Times New Roman" w:cs="Times New Roman"/>
+          <w:b/>
+          <w:bCs/>
+          <w:sz w:val="26"/>
+          <w:szCs w:val="26"/>
+        </w:rPr>
+        <w:t>Job Management:</w:t>
+      </w:r>
+      <w:r>
+        <w:rPr>
+          <w:rFonts w:ascii="Times New Roman" w:eastAsia="Times New Roman" w:hAnsi="Times New Roman" w:cs="Times New Roman"/>
+          <w:sz w:val="26"/>
+          <w:szCs w:val="26"/>
+        </w:rPr>
+        <w:t xml:space="preserve"> Quản lý tin tuyển dụng, tìm kiếm, lọc và xem chi tiết việc làm. </w:t>
       </w:r>
     </w:p>
     <w:p>
       <w:pPr>
-        <w:pStyle w:val="ListParagraph"/>
         <w:numPr>
           <w:ilvl w:val="0"/>
-          <w:numId w:val="15"/>
+          <w:numId w:val="35"/>
         </w:numPr>
         <w:spacing w:after="0" w:line="360" w:lineRule="auto"/>
-        <w:ind w:left="1276"/>
-        <w:rPr>
-          <w:rFonts w:ascii="Times New Roman" w:hAnsi="Times New Roman" w:cs="Times New Roman"/>
-          <w:sz w:val="26"/>
-          <w:szCs w:val="26"/>
-        </w:rPr>
-      </w:pPr>
-      <w:r>
-        <w:rPr>
-          <w:rFonts w:ascii="Times New Roman" w:hAnsi="Times New Roman" w:cs="Times New Roman"/>
-          <w:sz w:val="26"/>
-          <w:szCs w:val="26"/>
-        </w:rPr>
-        <w:t>Models đại diện cho các cấu trúc dữ liệu. Thông thường, các lớp mô hình sẽ chứa các chức năng giúp truy xuất, chèn và cập nhật thông tin trong cơ sở dữ liệu.</w:t>
+        <w:rPr>
+          <w:rFonts w:ascii="Times New Roman" w:eastAsia="Times New Roman" w:hAnsi="Times New Roman" w:cs="Times New Roman"/>
+          <w:sz w:val="26"/>
+          <w:szCs w:val="26"/>
+        </w:rPr>
+      </w:pPr>
+      <w:r>
+        <w:rPr>
+          <w:rFonts w:ascii="Times New Roman" w:eastAsia="Times New Roman" w:hAnsi="Times New Roman" w:cs="Times New Roman"/>
+          <w:b/>
+          <w:bCs/>
+          <w:sz w:val="26"/>
+          <w:szCs w:val="26"/>
+        </w:rPr>
+        <w:t>Application Management:</w:t>
+      </w:r>
+      <w:r>
+        <w:rPr>
+          <w:rFonts w:ascii="Times New Roman" w:eastAsia="Times New Roman" w:hAnsi="Times New Roman" w:cs="Times New Roman"/>
+          <w:sz w:val="26"/>
+          <w:szCs w:val="26"/>
+        </w:rPr>
+        <w:t xml:space="preserve"> Hỗ trợ ứng viên lưu việc làm, quản lý CV và ứng tuyển. </w:t>
       </w:r>
     </w:p>
     <w:p>
       <w:pPr>
-        <w:pStyle w:val="ListParagraph"/>
         <w:numPr>
           <w:ilvl w:val="0"/>
-          <w:numId w:val="15"/>
+          <w:numId w:val="35"/>
         </w:numPr>
         <w:spacing w:after="0" w:line="360" w:lineRule="auto"/>
-        <w:ind w:left="1276"/>
-        <w:rPr>
-          <w:rFonts w:ascii="Times New Roman" w:hAnsi="Times New Roman" w:cs="Times New Roman"/>
-          <w:sz w:val="26"/>
-          <w:szCs w:val="26"/>
-        </w:rPr>
-      </w:pPr>
-      <w:r>
-        <w:rPr>
-          <w:rFonts w:ascii="Times New Roman" w:hAnsi="Times New Roman" w:cs="Times New Roman"/>
-          <w:sz w:val="26"/>
-          <w:szCs w:val="26"/>
-        </w:rPr>
-        <w:t>View là thông tin đang được trình bày cho người dùng.</w:t>
+        <w:rPr>
+          <w:rFonts w:ascii="Times New Roman" w:eastAsia="Times New Roman" w:hAnsi="Times New Roman" w:cs="Times New Roman"/>
+          <w:sz w:val="26"/>
+          <w:szCs w:val="26"/>
+        </w:rPr>
+      </w:pPr>
+      <w:r>
+        <w:rPr>
+          <w:rFonts w:ascii="Times New Roman" w:eastAsia="Times New Roman" w:hAnsi="Times New Roman" w:cs="Times New Roman"/>
+          <w:b/>
+          <w:bCs/>
+          <w:sz w:val="26"/>
+          <w:szCs w:val="26"/>
+        </w:rPr>
+        <w:t>Crawl Management:</w:t>
+      </w:r>
+      <w:r>
+        <w:rPr>
+          <w:rFonts w:ascii="Times New Roman" w:eastAsia="Times New Roman" w:hAnsi="Times New Roman" w:cs="Times New Roman"/>
+          <w:sz w:val="26"/>
+          <w:szCs w:val="26"/>
+        </w:rPr>
+        <w:t xml:space="preserve"> Thu thập, xử lý và chuẩn hóa dữ liệu tuyển dụng từ các nguồn bên ngoài. </w:t>
       </w:r>
     </w:p>
     <w:p>
       <w:pPr>
-        <w:pStyle w:val="ListParagraph"/>
         <w:numPr>
           <w:ilvl w:val="0"/>
-          <w:numId w:val="15"/>
+          <w:numId w:val="35"/>
         </w:numPr>
         <w:spacing w:after="0" w:line="360" w:lineRule="auto"/>
-        <w:ind w:left="1276"/>
-        <w:rPr>
-          <w:rFonts w:ascii="Times New Roman" w:hAnsi="Times New Roman" w:cs="Times New Roman"/>
-          <w:sz w:val="26"/>
-          <w:szCs w:val="26"/>
-        </w:rPr>
-      </w:pPr>
-      <w:r>
-        <w:rPr>
-          <w:rFonts w:ascii="Times New Roman" w:hAnsi="Times New Roman" w:cs="Times New Roman"/>
-          <w:sz w:val="26"/>
-          <w:szCs w:val="26"/>
-        </w:rPr>
-        <w:t>Controllers đóng vai trò trung gian giữa Model, View và bất kỳ các tài nguyên khác cần thiết để xử lý yêu cầu HTTP và tạo một trang web.</w:t>
+        <w:rPr>
+          <w:rFonts w:ascii="Times New Roman" w:eastAsia="Times New Roman" w:hAnsi="Times New Roman" w:cs="Times New Roman"/>
+          <w:sz w:val="26"/>
+          <w:szCs w:val="26"/>
+        </w:rPr>
+      </w:pPr>
+      <w:r>
+        <w:rPr>
+          <w:rFonts w:ascii="Times New Roman" w:eastAsia="Times New Roman" w:hAnsi="Times New Roman" w:cs="Times New Roman"/>
+          <w:b/>
+          <w:bCs/>
+          <w:sz w:val="26"/>
+          <w:szCs w:val="26"/>
+        </w:rPr>
+        <w:t>Duplicate Detection:</w:t>
+      </w:r>
+      <w:r>
+        <w:rPr>
+          <w:rFonts w:ascii="Times New Roman" w:eastAsia="Times New Roman" w:hAnsi="Times New Roman" w:cs="Times New Roman"/>
+          <w:sz w:val="26"/>
+          <w:szCs w:val="26"/>
+        </w:rPr>
+        <w:t xml:space="preserve"> Phát hiện và xử lý các tin tuyển dụng trùng lặp. </w:t>
       </w:r>
     </w:p>
     <w:p>
       <w:pPr>
+        <w:numPr>
+          <w:ilvl w:val="0"/>
+          <w:numId w:val="35"/>
+        </w:numPr>
+        <w:spacing w:after="0" w:line="360" w:lineRule="auto"/>
+        <w:rPr>
+          <w:rFonts w:ascii="Times New Roman" w:eastAsia="Times New Roman" w:hAnsi="Times New Roman" w:cs="Times New Roman"/>
+          <w:sz w:val="26"/>
+          <w:szCs w:val="26"/>
+        </w:rPr>
+      </w:pPr>
+      <w:r>
+        <w:rPr>
+          <w:rFonts w:ascii="Times New Roman" w:eastAsia="Times New Roman" w:hAnsi="Times New Roman" w:cs="Times New Roman"/>
+          <w:b/>
+          <w:bCs/>
+          <w:sz w:val="26"/>
+          <w:szCs w:val="26"/>
+        </w:rPr>
+        <w:t>Admin Management:</w:t>
+      </w:r>
+      <w:r>
+        <w:rPr>
+          <w:rFonts w:ascii="Times New Roman" w:eastAsia="Times New Roman" w:hAnsi="Times New Roman" w:cs="Times New Roman"/>
+          <w:sz w:val="26"/>
+          <w:szCs w:val="26"/>
+        </w:rPr>
+        <w:t xml:space="preserve"> Quản lý người dùng, kiểm duyệt tin tuyển dụng, nguồn dữ liệu và dữ liệu Crawl. </w:t>
+      </w:r>
+    </w:p>
+    <w:p>
+      <w:pPr>
+        <w:numPr>
+          <w:ilvl w:val="0"/>
+          <w:numId w:val="35"/>
+        </w:numPr>
+        <w:spacing w:after="0" w:line="360" w:lineRule="auto"/>
+        <w:rPr>
+          <w:rFonts w:ascii="Times New Roman" w:eastAsia="Times New Roman" w:hAnsi="Times New Roman" w:cs="Times New Roman"/>
+          <w:sz w:val="26"/>
+          <w:szCs w:val="26"/>
+        </w:rPr>
+      </w:pPr>
+      <w:r>
+        <w:rPr>
+          <w:rFonts w:ascii="Times New Roman" w:eastAsia="Times New Roman" w:hAnsi="Times New Roman" w:cs="Times New Roman"/>
+          <w:b/>
+          <w:bCs/>
+          <w:sz w:val="26"/>
+          <w:szCs w:val="26"/>
+        </w:rPr>
+        <w:t>Statistics:</w:t>
+      </w:r>
+      <w:r>
+        <w:rPr>
+          <w:rFonts w:ascii="Times New Roman" w:eastAsia="Times New Roman" w:hAnsi="Times New Roman" w:cs="Times New Roman"/>
+          <w:sz w:val="26"/>
+          <w:szCs w:val="26"/>
+        </w:rPr>
+        <w:t xml:space="preserve"> Cung cấp Dashboard và thống kê hoạt động của hệ thống.</w:t>
+      </w:r>
+    </w:p>
+    <w:p>
+      <w:pPr>
         <w:spacing w:after="0" w:line="360" w:lineRule="auto"/>
         <w:jc w:val="center"/>
         <w:rPr>
@@ -10944,14 +10953,15 @@
       <w:r>
         <w:rPr>
           <w:rFonts w:ascii="Times New Roman" w:hAnsi="Times New Roman" w:cs="Times New Roman"/>
+          <w:noProof/>
           <w:sz w:val="26"/>
           <w:szCs w:val="26"/>
         </w:rPr>
         <w:drawing>
-          <wp:inline distT="0" distB="0" distL="0" distR="0" wp14:anchorId="1BD2A82E" wp14:editId="2CB36885">
-            <wp:extent cx="5760720" cy="3211830"/>
+          <wp:inline distT="0" distB="0" distL="0" distR="0" wp14:anchorId="0DA6B9D4" wp14:editId="5924B927">
+            <wp:extent cx="5356860" cy="3917263"/>
             <wp:effectExtent l="0" t="0" r="0" b="7620"/>
-            <wp:docPr id="5" name="Picture 5"/>
+            <wp:docPr id="2" name="Picture 2"/>
             <wp:cNvGraphicFramePr>
               <a:graphicFrameLocks xmlns:a="http://schemas.openxmlformats.org/drawingml/2006/main" noChangeAspect="1"/>
             </wp:cNvGraphicFramePr>
@@ -10971,7 +10981,7 @@
                   <pic:spPr>
                     <a:xfrm>
                       <a:off x="0" y="0"/>
-                      <a:ext cx="5760720" cy="3211830"/>
+                      <a:ext cx="5365492" cy="3923575"/>
                     </a:xfrm>
                     <a:prstGeom prst="rect">
                       <a:avLst/>
@@ -10983,6 +10993,15 @@
           </wp:inline>
         </w:drawing>
       </w:r>
+      <w:r>
+        <w:rPr>
+          <w:rFonts w:ascii="Times New Roman" w:hAnsi="Times New Roman" w:cs="Times New Roman"/>
+          <w:noProof/>
+          <w:sz w:val="26"/>
+          <w:szCs w:val="26"/>
+        </w:rPr>
+        <w:t xml:space="preserve"> </w:t>
+      </w:r>
     </w:p>
     <w:p>
       <w:pPr>
@@ -11011,52 +11030,28 @@
           <w:szCs w:val="26"/>
         </w:rPr>
         <w:t>Mô hình MVC</w:t>
-      </w:r>
-    </w:p>
-    <w:p>
-      <w:pPr>
-        <w:rPr>
-          <w:rFonts w:ascii="Times New Roman" w:hAnsi="Times New Roman" w:cs="Times New Roman"/>
-          <w:i/>
-          <w:sz w:val="26"/>
-          <w:szCs w:val="26"/>
-        </w:rPr>
-      </w:pPr>
-      <w:r>
-        <w:rPr>
-          <w:rFonts w:ascii="Times New Roman" w:hAnsi="Times New Roman" w:cs="Times New Roman"/>
-          <w:i/>
-          <w:sz w:val="26"/>
-          <w:szCs w:val="26"/>
-        </w:rPr>
-        <w:br w:type="page"/>
       </w:r>
     </w:p>
     <w:tbl>
       <w:tblPr>
         <w:tblStyle w:val="TableGrid1"/>
-        <w:tblW w:w="0" w:type="auto"/>
-        <w:jc w:val="center"/>
+        <w:tblW w:w="5000" w:type="pct"/>
         <w:tblLook w:val="04A0" w:firstRow="1" w:lastRow="0" w:firstColumn="1" w:lastColumn="0" w:noHBand="0" w:noVBand="1"/>
       </w:tblPr>
       <w:tblGrid>
-        <w:gridCol w:w="2621"/>
-        <w:gridCol w:w="6441"/>
+        <w:gridCol w:w="2844"/>
+        <w:gridCol w:w="6218"/>
       </w:tblGrid>
       <w:tr>
-        <w:trPr>
-          <w:jc w:val="center"/>
-        </w:trPr>
-        <w:tc>
-          <w:tcPr>
-            <w:tcW w:w="9223" w:type="dxa"/>
-            <w:gridSpan w:val="2"/>
-            <w:shd w:val="clear" w:color="auto" w:fill="B8CCE4" w:themeFill="accent1" w:themeFillTint="66"/>
-            <w:vAlign w:val="center"/>
-          </w:tcPr>
-          <w:p>
-            <w:pPr>
-              <w:spacing w:line="360" w:lineRule="auto"/>
+        <w:tc>
+          <w:tcPr>
+            <w:tcW w:w="1569" w:type="pct"/>
+            <w:shd w:val="clear" w:color="auto" w:fill="C6D9F1" w:themeFill="text2" w:themeFillTint="33"/>
+            <w:hideMark/>
+          </w:tcPr>
+          <w:p>
+            <w:pPr>
+              <w:spacing w:before="120" w:after="120"/>
               <w:jc w:val="center"/>
               <w:rPr>
                 <w:b/>
@@ -11069,149 +11064,129 @@
               <w:rPr>
                 <w:b/>
                 <w:bCs/>
-                <w:iCs/>
                 <w:sz w:val="26"/>
                 <w:szCs w:val="26"/>
               </w:rPr>
               <w:lastRenderedPageBreak/>
-              <w:t>Bảng 5.1:</w:t>
-            </w:r>
-            <w:r>
+              <w:t>Thành phần</w:t>
+            </w:r>
+          </w:p>
+        </w:tc>
+        <w:tc>
+          <w:tcPr>
+            <w:tcW w:w="3431" w:type="pct"/>
+            <w:shd w:val="clear" w:color="auto" w:fill="C6D9F1" w:themeFill="text2" w:themeFillTint="33"/>
+            <w:hideMark/>
+          </w:tcPr>
+          <w:p>
+            <w:pPr>
+              <w:spacing w:before="120" w:after="120"/>
+              <w:jc w:val="center"/>
               <w:rPr>
                 <w:b/>
                 <w:bCs/>
-                <w:i/>
-                <w:iCs/>
-                <w:sz w:val="26"/>
-                <w:szCs w:val="26"/>
-              </w:rPr>
-              <w:t xml:space="preserve"> </w:t>
-            </w:r>
+                <w:sz w:val="26"/>
+                <w:szCs w:val="26"/>
+              </w:rPr>
+            </w:pPr>
             <w:r>
               <w:rPr>
                 <w:b/>
                 <w:bCs/>
-                <w:i/>
-                <w:iCs/>
-                <w:sz w:val="26"/>
-                <w:szCs w:val="26"/>
-              </w:rPr>
-              <w:t>M</w:t>
-            </w:r>
-            <w:r>
-              <w:rPr>
-                <w:b/>
-                <w:bCs/>
-                <w:i/>
-                <w:iCs/>
-                <w:sz w:val="26"/>
-                <w:szCs w:val="26"/>
-              </w:rPr>
-              <w:t>ô tả chi tiết</w:t>
+                <w:sz w:val="26"/>
+                <w:szCs w:val="26"/>
+              </w:rPr>
+              <w:t>Mô tả</w:t>
             </w:r>
           </w:p>
         </w:tc>
       </w:tr>
       <w:tr>
-        <w:trPr>
-          <w:jc w:val="center"/>
-        </w:trPr>
-        <w:tc>
-          <w:tcPr>
-            <w:tcW w:w="993" w:type="dxa"/>
-            <w:shd w:val="clear" w:color="auto" w:fill="D9D9D9" w:themeFill="background1" w:themeFillShade="D9"/>
-          </w:tcPr>
-          <w:p>
-            <w:pPr>
-              <w:spacing w:line="360" w:lineRule="auto"/>
-              <w:jc w:val="center"/>
-              <w:rPr>
-                <w:b/>
+        <w:tc>
+          <w:tcPr>
+            <w:tcW w:w="1569" w:type="pct"/>
+            <w:hideMark/>
+          </w:tcPr>
+          <w:p>
+            <w:pPr>
+              <w:spacing w:before="120" w:after="120"/>
+              <w:rPr>
+                <w:sz w:val="26"/>
+                <w:szCs w:val="26"/>
+              </w:rPr>
+            </w:pPr>
+            <w:r>
+              <w:rPr>
                 <w:bCs/>
                 <w:sz w:val="26"/>
                 <w:szCs w:val="26"/>
               </w:rPr>
-            </w:pPr>
-            <w:r>
-              <w:rPr>
-                <w:b/>
+              <w:t>1. Người dùng hệ thống → Frontend</w:t>
+            </w:r>
+          </w:p>
+        </w:tc>
+        <w:tc>
+          <w:tcPr>
+            <w:tcW w:w="3431" w:type="pct"/>
+            <w:hideMark/>
+          </w:tcPr>
+          <w:p>
+            <w:pPr>
+              <w:spacing w:before="120" w:after="120"/>
+              <w:rPr>
+                <w:sz w:val="26"/>
+                <w:szCs w:val="26"/>
+              </w:rPr>
+            </w:pPr>
+            <w:r>
+              <w:rPr>
+                <w:sz w:val="26"/>
+                <w:szCs w:val="26"/>
+              </w:rPr>
+              <w:t xml:space="preserve">Người dùng gồm </w:t>
+            </w:r>
+            <w:r>
+              <w:rPr>
                 <w:bCs/>
                 <w:sz w:val="26"/>
                 <w:szCs w:val="26"/>
               </w:rPr>
-              <w:t>Thành phần</w:t>
-            </w:r>
-          </w:p>
-        </w:tc>
-        <w:tc>
-          <w:tcPr>
-            <w:tcW w:w="8230" w:type="dxa"/>
-            <w:shd w:val="clear" w:color="auto" w:fill="D9D9D9" w:themeFill="background1" w:themeFillShade="D9"/>
-          </w:tcPr>
-          <w:p>
-            <w:pPr>
-              <w:spacing w:line="360" w:lineRule="auto"/>
-              <w:jc w:val="center"/>
-              <w:rPr>
-                <w:b/>
+              <w:t>Ứng viên, Nhà tuyển dụng và Quản trị viên (Admin)</w:t>
+            </w:r>
+            <w:r>
+              <w:rPr>
+                <w:sz w:val="26"/>
+                <w:szCs w:val="26"/>
+              </w:rPr>
+              <w:t xml:space="preserve"> truy cập hệ thống thông qua trình duyệt và gửi yêu cầu đến giao diện </w:t>
+            </w:r>
+            <w:r>
+              <w:rPr>
                 <w:bCs/>
                 <w:sz w:val="26"/>
                 <w:szCs w:val="26"/>
               </w:rPr>
-            </w:pPr>
-            <w:r>
-              <w:rPr>
-                <w:b/>
-                <w:bCs/>
-                <w:sz w:val="26"/>
-                <w:szCs w:val="26"/>
-              </w:rPr>
-              <w:t>Mô tả</w:t>
+              <w:t>Frontend (Web Application)</w:t>
+            </w:r>
+            <w:r>
+              <w:rPr>
+                <w:sz w:val="26"/>
+                <w:szCs w:val="26"/>
+              </w:rPr>
+              <w:t>.</w:t>
             </w:r>
           </w:p>
         </w:tc>
       </w:tr>
       <w:tr>
-        <w:trPr>
-          <w:jc w:val="center"/>
-        </w:trPr>
-        <w:tc>
-          <w:tcPr>
-            <w:tcW w:w="993" w:type="dxa"/>
-          </w:tcPr>
-          <w:p>
-            <w:pPr>
-              <w:spacing w:line="360" w:lineRule="auto"/>
-              <w:jc w:val="center"/>
-              <w:rPr>
-                <w:sz w:val="26"/>
-                <w:szCs w:val="26"/>
-              </w:rPr>
-            </w:pPr>
-            <w:r>
-              <w:rPr>
-                <w:sz w:val="26"/>
-                <w:szCs w:val="26"/>
-              </w:rPr>
-              <w:t>1.Client→</w:t>
-            </w:r>
-            <w:r>
-              <w:rPr>
-                <w:sz w:val="26"/>
-                <w:szCs w:val="26"/>
-              </w:rPr>
-              <w:t>Controller</w:t>
-            </w:r>
-          </w:p>
-        </w:tc>
-        <w:tc>
-          <w:tcPr>
-            <w:tcW w:w="8230" w:type="dxa"/>
-          </w:tcPr>
-          <w:p>
-            <w:pPr>
-              <w:spacing w:line="360" w:lineRule="auto"/>
-              <w:jc w:val="both"/>
+        <w:tc>
+          <w:tcPr>
+            <w:tcW w:w="1569" w:type="pct"/>
+            <w:hideMark/>
+          </w:tcPr>
+          <w:p>
+            <w:pPr>
+              <w:spacing w:before="120" w:after="120"/>
               <w:rPr>
                 <w:sz w:val="26"/>
                 <w:szCs w:val="26"/>
@@ -11220,98 +11195,75 @@
             <w:r>
               <w:rPr>
                 <w:bCs/>
-                <w:color w:val="212529"/>
-                <w:sz w:val="26"/>
-                <w:szCs w:val="26"/>
-                <w:shd w:val="clear" w:color="auto" w:fill="FFFFFF"/>
-              </w:rPr>
-              <w:t>Client</w:t>
-            </w:r>
-            <w:r>
-              <w:rPr>
-                <w:color w:val="212529"/>
-                <w:sz w:val="26"/>
-                <w:szCs w:val="26"/>
-                <w:shd w:val="clear" w:color="auto" w:fill="FFFFFF"/>
-              </w:rPr>
-              <w:t xml:space="preserve"> gồm </w:t>
+                <w:sz w:val="26"/>
+                <w:szCs w:val="26"/>
+              </w:rPr>
+              <w:t>2. Frontend → Backend (API Server)</w:t>
+            </w:r>
+          </w:p>
+        </w:tc>
+        <w:tc>
+          <w:tcPr>
+            <w:tcW w:w="3431" w:type="pct"/>
+            <w:hideMark/>
+          </w:tcPr>
+          <w:p>
+            <w:pPr>
+              <w:spacing w:before="120" w:after="120"/>
+              <w:rPr>
+                <w:sz w:val="26"/>
+                <w:szCs w:val="26"/>
+              </w:rPr>
+            </w:pPr>
+            <w:r>
+              <w:rPr>
+                <w:sz w:val="26"/>
+                <w:szCs w:val="26"/>
+              </w:rPr>
+              <w:t xml:space="preserve">Frontend tiếp nhận thao tác của người dùng và gửi yêu cầu đến </w:t>
             </w:r>
             <w:r>
               <w:rPr>
                 <w:bCs/>
-                <w:color w:val="212529"/>
-                <w:sz w:val="26"/>
-                <w:szCs w:val="26"/>
-                <w:shd w:val="clear" w:color="auto" w:fill="FFFFFF"/>
-              </w:rPr>
-              <w:t>Ứng viên, Nhà tuyển dụng và Admin</w:t>
-            </w:r>
-            <w:r>
-              <w:rPr>
-                <w:color w:val="212529"/>
-                <w:sz w:val="26"/>
-                <w:szCs w:val="26"/>
-                <w:shd w:val="clear" w:color="auto" w:fill="FFFFFF"/>
-              </w:rPr>
-              <w:t xml:space="preserve"> gửi yêu cầu đến </w:t>
+                <w:sz w:val="26"/>
+                <w:szCs w:val="26"/>
+              </w:rPr>
+              <w:t>Backend</w:t>
+            </w:r>
+            <w:r>
+              <w:rPr>
+                <w:sz w:val="26"/>
+                <w:szCs w:val="26"/>
+              </w:rPr>
+              <w:t xml:space="preserve"> thông qua </w:t>
             </w:r>
             <w:r>
               <w:rPr>
                 <w:bCs/>
-                <w:color w:val="212529"/>
-                <w:sz w:val="26"/>
-                <w:szCs w:val="26"/>
-                <w:shd w:val="clear" w:color="auto" w:fill="FFFFFF"/>
-              </w:rPr>
-              <w:t>Controller</w:t>
-            </w:r>
-            <w:r>
-              <w:rPr>
-                <w:color w:val="212529"/>
-                <w:sz w:val="26"/>
-                <w:szCs w:val="26"/>
-                <w:shd w:val="clear" w:color="auto" w:fill="FFFFFF"/>
-              </w:rPr>
-              <w:t xml:space="preserve"> thông qua giao diện hệ thống. Controller tiếp nhận yêu cầu và xác định chức năng cần thực hiện.</w:t>
+                <w:sz w:val="26"/>
+                <w:szCs w:val="26"/>
+              </w:rPr>
+              <w:t>REST API/JSON</w:t>
+            </w:r>
+            <w:r>
+              <w:rPr>
+                <w:sz w:val="26"/>
+                <w:szCs w:val="26"/>
+              </w:rPr>
+              <w:t xml:space="preserve"> để xử lý các chức năng của hệ thống.</w:t>
             </w:r>
           </w:p>
         </w:tc>
       </w:tr>
       <w:tr>
-        <w:trPr>
-          <w:jc w:val="center"/>
-        </w:trPr>
-        <w:tc>
-          <w:tcPr>
-            <w:tcW w:w="993" w:type="dxa"/>
-          </w:tcPr>
-          <w:p>
-            <w:pPr>
-              <w:keepNext/>
-              <w:spacing w:line="360" w:lineRule="auto"/>
-              <w:jc w:val="center"/>
-              <w:rPr>
-                <w:sz w:val="26"/>
-                <w:szCs w:val="26"/>
-              </w:rPr>
-            </w:pPr>
-            <w:r>
-              <w:rPr>
-                <w:sz w:val="26"/>
-                <w:szCs w:val="26"/>
-              </w:rPr>
-              <w:t>2. Controller → Model</w:t>
-            </w:r>
-          </w:p>
-        </w:tc>
-        <w:tc>
-          <w:tcPr>
-            <w:tcW w:w="8230" w:type="dxa"/>
-          </w:tcPr>
-          <w:p>
-            <w:pPr>
-              <w:spacing w:line="360" w:lineRule="auto"/>
-              <w:jc w:val="both"/>
+        <w:tc>
+          <w:tcPr>
+            <w:tcW w:w="1569" w:type="pct"/>
+            <w:hideMark/>
+          </w:tcPr>
+          <w:p>
+            <w:pPr>
+              <w:spacing w:before="120" w:after="120"/>
               <w:rPr>
                 <w:sz w:val="26"/>
                 <w:szCs w:val="26"/>
@@ -11320,94 +11272,60 @@
             <w:r>
               <w:rPr>
                 <w:bCs/>
-                <w:color w:val="212529"/>
-                <w:sz w:val="26"/>
-                <w:szCs w:val="26"/>
-                <w:shd w:val="clear" w:color="auto" w:fill="FFFFFF"/>
-              </w:rPr>
-              <w:t>Controller</w:t>
-            </w:r>
-            <w:r>
-              <w:rPr>
-                <w:color w:val="212529"/>
-                <w:sz w:val="26"/>
-                <w:szCs w:val="26"/>
-                <w:shd w:val="clear" w:color="auto" w:fill="FFFFFF"/>
-              </w:rPr>
-              <w:t xml:space="preserve"> xử lý yêu cầu đầu vào và xác định luồng xử lý tiếp theo. Khi yêu cầu cần truy xuất hoặc xử lý dữ liệu, Controller gửi yêu cầu đến </w:t>
+                <w:sz w:val="26"/>
+                <w:szCs w:val="26"/>
+              </w:rPr>
+              <w:t>3. Backend → Authentication &amp; User Management</w:t>
+            </w:r>
+          </w:p>
+        </w:tc>
+        <w:tc>
+          <w:tcPr>
+            <w:tcW w:w="3431" w:type="pct"/>
+            <w:hideMark/>
+          </w:tcPr>
+          <w:p>
+            <w:pPr>
+              <w:spacing w:before="120" w:after="120"/>
+              <w:rPr>
+                <w:sz w:val="26"/>
+                <w:szCs w:val="26"/>
+              </w:rPr>
+            </w:pPr>
+            <w:r>
+              <w:rPr>
+                <w:sz w:val="26"/>
+                <w:szCs w:val="26"/>
+              </w:rPr>
+              <w:t xml:space="preserve">Backend xử lý các chức năng </w:t>
             </w:r>
             <w:r>
               <w:rPr>
                 <w:bCs/>
-                <w:color w:val="212529"/>
-                <w:sz w:val="26"/>
-                <w:szCs w:val="26"/>
-                <w:shd w:val="clear" w:color="auto" w:fill="FFFFFF"/>
-              </w:rPr>
-              <w:t>Model</w:t>
-            </w:r>
-            <w:r>
-              <w:rPr>
-                <w:color w:val="212529"/>
-                <w:sz w:val="26"/>
-                <w:szCs w:val="26"/>
-                <w:shd w:val="clear" w:color="auto" w:fill="FFFFFF"/>
-              </w:rPr>
-              <w:t xml:space="preserve"> để thực hiện nghiệp vụ tương ứng.</w:t>
+                <w:sz w:val="26"/>
+                <w:szCs w:val="26"/>
+              </w:rPr>
+              <w:t>đăng ký, đăng nhập, quản lý tài khoản và phân quyền người dùng</w:t>
+            </w:r>
+            <w:r>
+              <w:rPr>
+                <w:sz w:val="26"/>
+                <w:szCs w:val="26"/>
+              </w:rPr>
+              <w:t>.</w:t>
             </w:r>
           </w:p>
         </w:tc>
       </w:tr>
       <w:tr>
-        <w:trPr>
-          <w:jc w:val="center"/>
-        </w:trPr>
-        <w:tc>
-          <w:tcPr>
-            <w:tcW w:w="993" w:type="dxa"/>
-            <w:vAlign w:val="center"/>
-          </w:tcPr>
-          <w:p>
-            <w:pPr>
-              <w:keepNext/>
-              <w:spacing w:line="360" w:lineRule="auto"/>
-              <w:jc w:val="center"/>
-              <w:rPr>
-                <w:sz w:val="26"/>
-                <w:szCs w:val="26"/>
-              </w:rPr>
-            </w:pPr>
-            <w:r>
-              <w:rPr>
-                <w:sz w:val="26"/>
-                <w:szCs w:val="26"/>
-              </w:rPr>
-              <w:t>3</w:t>
-            </w:r>
-            <w:r>
-              <w:rPr>
-                <w:sz w:val="26"/>
-                <w:szCs w:val="26"/>
-              </w:rPr>
-              <w:t xml:space="preserve">.Model→PostgreSQL </w:t>
-            </w:r>
-            <w:r>
-              <w:rPr>
-                <w:sz w:val="26"/>
-                <w:szCs w:val="26"/>
-              </w:rPr>
-              <w:t>Database</w:t>
-            </w:r>
-          </w:p>
-        </w:tc>
-        <w:tc>
-          <w:tcPr>
-            <w:tcW w:w="8230" w:type="dxa"/>
-          </w:tcPr>
-          <w:p>
-            <w:pPr>
-              <w:spacing w:line="360" w:lineRule="auto"/>
-              <w:jc w:val="both"/>
+        <w:tc>
+          <w:tcPr>
+            <w:tcW w:w="1569" w:type="pct"/>
+            <w:hideMark/>
+          </w:tcPr>
+          <w:p>
+            <w:pPr>
+              <w:spacing w:before="120" w:after="120"/>
               <w:rPr>
                 <w:sz w:val="26"/>
                 <w:szCs w:val="26"/>
@@ -11416,86 +11334,60 @@
             <w:r>
               <w:rPr>
                 <w:bCs/>
-                <w:color w:val="212529"/>
-                <w:sz w:val="26"/>
-                <w:szCs w:val="26"/>
-                <w:shd w:val="clear" w:color="auto" w:fill="FFFFFF"/>
-              </w:rPr>
-              <w:t>Model</w:t>
-            </w:r>
-            <w:r>
-              <w:rPr>
-                <w:color w:val="212529"/>
-                <w:sz w:val="26"/>
-                <w:szCs w:val="26"/>
-                <w:shd w:val="clear" w:color="auto" w:fill="FFFFFF"/>
-              </w:rPr>
-              <w:t xml:space="preserve"> thực hiện tương tác với </w:t>
+                <w:sz w:val="26"/>
+                <w:szCs w:val="26"/>
+              </w:rPr>
+              <w:t>4. Backend → Job Management</w:t>
+            </w:r>
+          </w:p>
+        </w:tc>
+        <w:tc>
+          <w:tcPr>
+            <w:tcW w:w="3431" w:type="pct"/>
+            <w:hideMark/>
+          </w:tcPr>
+          <w:p>
+            <w:pPr>
+              <w:spacing w:before="120" w:after="120"/>
+              <w:rPr>
+                <w:sz w:val="26"/>
+                <w:szCs w:val="26"/>
+              </w:rPr>
+            </w:pPr>
+            <w:r>
+              <w:rPr>
+                <w:sz w:val="26"/>
+                <w:szCs w:val="26"/>
+              </w:rPr>
+              <w:t xml:space="preserve">Backend xử lý các chức năng </w:t>
             </w:r>
             <w:r>
               <w:rPr>
                 <w:bCs/>
-                <w:color w:val="212529"/>
-                <w:sz w:val="26"/>
-                <w:szCs w:val="26"/>
-                <w:shd w:val="clear" w:color="auto" w:fill="FFFFFF"/>
-              </w:rPr>
-              <w:t>PostgreSQL Database</w:t>
-            </w:r>
-            <w:r>
-              <w:rPr>
-                <w:color w:val="212529"/>
-                <w:sz w:val="26"/>
-                <w:szCs w:val="26"/>
-                <w:shd w:val="clear" w:color="auto" w:fill="FFFFFF"/>
-              </w:rPr>
-              <w:t xml:space="preserve"> để truy xuất dữ liệu cần thiết theo yêu cầu của Controller, chẳng hạn như thông tin tài khoản, tin tuyển dụng, hồ sơ CV, đơn ứng tuyển, việc làm đã lưu và dữ liệu Crawl.</w:t>
+                <w:sz w:val="26"/>
+                <w:szCs w:val="26"/>
+              </w:rPr>
+              <w:t>tìm kiếm, lọc, xem danh sách và chi tiết tin tuyển dụng</w:t>
+            </w:r>
+            <w:r>
+              <w:rPr>
+                <w:sz w:val="26"/>
+                <w:szCs w:val="26"/>
+              </w:rPr>
+              <w:t>.</w:t>
             </w:r>
           </w:p>
         </w:tc>
       </w:tr>
       <w:tr>
-        <w:trPr>
-          <w:jc w:val="center"/>
-        </w:trPr>
-        <w:tc>
-          <w:tcPr>
-            <w:tcW w:w="993" w:type="dxa"/>
-            <w:vAlign w:val="center"/>
-          </w:tcPr>
-          <w:p>
-            <w:pPr>
-              <w:keepNext/>
-              <w:spacing w:line="360" w:lineRule="auto"/>
-              <w:rPr>
-                <w:sz w:val="26"/>
-                <w:szCs w:val="26"/>
-              </w:rPr>
-            </w:pPr>
-            <w:r>
-              <w:rPr>
-                <w:sz w:val="26"/>
-                <w:szCs w:val="26"/>
-              </w:rPr>
-              <w:t xml:space="preserve">4. PostgreSQL </w:t>
-            </w:r>
-            <w:r>
-              <w:rPr>
-                <w:sz w:val="26"/>
-                <w:szCs w:val="26"/>
-              </w:rPr>
-              <w:t>Database → Model</w:t>
-            </w:r>
-          </w:p>
-        </w:tc>
-        <w:tc>
-          <w:tcPr>
-            <w:tcW w:w="8230" w:type="dxa"/>
-          </w:tcPr>
-          <w:p>
-            <w:pPr>
-              <w:spacing w:line="360" w:lineRule="auto"/>
-              <w:jc w:val="both"/>
+        <w:tc>
+          <w:tcPr>
+            <w:tcW w:w="1569" w:type="pct"/>
+            <w:hideMark/>
+          </w:tcPr>
+          <w:p>
+            <w:pPr>
+              <w:spacing w:before="120" w:after="120"/>
               <w:rPr>
                 <w:sz w:val="26"/>
                 <w:szCs w:val="26"/>
@@ -11504,182 +11396,139 @@
             <w:r>
               <w:rPr>
                 <w:bCs/>
-                <w:color w:val="212529"/>
-                <w:sz w:val="26"/>
-                <w:szCs w:val="26"/>
-                <w:shd w:val="clear" w:color="auto" w:fill="FFFFFF"/>
-              </w:rPr>
-              <w:t>PostgreSQL Database</w:t>
-            </w:r>
-            <w:r>
-              <w:rPr>
-                <w:color w:val="212529"/>
-                <w:sz w:val="26"/>
-                <w:szCs w:val="26"/>
-                <w:shd w:val="clear" w:color="auto" w:fill="FFFFFF"/>
-              </w:rPr>
-              <w:t xml:space="preserve"> xử lý yêu cầu truy xuất và trả dữ liệu tương ứng về cho </w:t>
+                <w:sz w:val="26"/>
+                <w:szCs w:val="26"/>
+              </w:rPr>
+              <w:t>5. Backend → Application Management</w:t>
+            </w:r>
+          </w:p>
+        </w:tc>
+        <w:tc>
+          <w:tcPr>
+            <w:tcW w:w="3431" w:type="pct"/>
+            <w:hideMark/>
+          </w:tcPr>
+          <w:p>
+            <w:pPr>
+              <w:spacing w:before="120" w:after="120"/>
+              <w:rPr>
+                <w:sz w:val="26"/>
+                <w:szCs w:val="26"/>
+              </w:rPr>
+            </w:pPr>
+            <w:r>
+              <w:rPr>
+                <w:sz w:val="26"/>
+                <w:szCs w:val="26"/>
+              </w:rPr>
+              <w:t xml:space="preserve">Backend xử lý các chức năng </w:t>
             </w:r>
             <w:r>
               <w:rPr>
                 <w:bCs/>
-                <w:color w:val="212529"/>
-                <w:sz w:val="26"/>
-                <w:szCs w:val="26"/>
-                <w:shd w:val="clear" w:color="auto" w:fill="FFFFFF"/>
-              </w:rPr>
-              <w:t>Model</w:t>
-            </w:r>
-            <w:r>
-              <w:rPr>
-                <w:color w:val="212529"/>
-                <w:sz w:val="26"/>
-                <w:szCs w:val="26"/>
-                <w:shd w:val="clear" w:color="auto" w:fill="FFFFFF"/>
-              </w:rPr>
-              <w:t>. Model tiếp nhận dữ liệu để tiếp tục xử lý.</w:t>
+                <w:sz w:val="26"/>
+                <w:szCs w:val="26"/>
+              </w:rPr>
+              <w:t>quản lý CV, quản lý lịch sử ứng tuyển và hỗ trợ ứng tuyển việc làm</w:t>
+            </w:r>
+            <w:r>
+              <w:rPr>
+                <w:sz w:val="26"/>
+                <w:szCs w:val="26"/>
+              </w:rPr>
+              <w:t>.</w:t>
             </w:r>
           </w:p>
         </w:tc>
       </w:tr>
       <w:tr>
-        <w:trPr>
-          <w:jc w:val="center"/>
-        </w:trPr>
-        <w:tc>
-          <w:tcPr>
-            <w:tcW w:w="993" w:type="dxa"/>
-          </w:tcPr>
-          <w:p>
-            <w:pPr>
-              <w:keepNext/>
-              <w:spacing w:line="360" w:lineRule="auto"/>
-              <w:jc w:val="center"/>
-              <w:rPr>
-                <w:sz w:val="26"/>
-                <w:szCs w:val="26"/>
-              </w:rPr>
-            </w:pPr>
-            <w:r>
-              <w:rPr>
-                <w:sz w:val="26"/>
-                <w:szCs w:val="26"/>
-              </w:rPr>
-              <w:t>5.Model→</w:t>
-            </w:r>
-            <w:r>
-              <w:rPr>
-                <w:sz w:val="26"/>
-                <w:szCs w:val="26"/>
-              </w:rPr>
-              <w:t>Controller</w:t>
-            </w:r>
-          </w:p>
-        </w:tc>
-        <w:tc>
-          <w:tcPr>
-            <w:tcW w:w="8230" w:type="dxa"/>
-          </w:tcPr>
-          <w:p>
-            <w:pPr>
-              <w:spacing w:line="360" w:lineRule="auto"/>
-              <w:jc w:val="both"/>
-              <w:rPr>
-                <w:sz w:val="26"/>
-                <w:szCs w:val="26"/>
-              </w:rPr>
-            </w:pPr>
-            <w:r>
-              <w:rPr>
-                <w:color w:val="212529"/>
-                <w:sz w:val="26"/>
-                <w:szCs w:val="26"/>
-                <w:shd w:val="clear" w:color="auto" w:fill="FFFFFF"/>
-              </w:rPr>
-              <w:t xml:space="preserve">Sau khi hoàn tất xử lý dữ liệu, </w:t>
-            </w:r>
+        <w:tc>
+          <w:tcPr>
+            <w:tcW w:w="1569" w:type="pct"/>
+            <w:hideMark/>
+          </w:tcPr>
+          <w:p>
+            <w:pPr>
+              <w:spacing w:before="120" w:after="120"/>
+              <w:rPr>
+                <w:sz w:val="26"/>
+                <w:szCs w:val="26"/>
+              </w:rPr>
+            </w:pPr>
             <w:r>
               <w:rPr>
                 <w:bCs/>
-                <w:color w:val="212529"/>
-                <w:sz w:val="26"/>
-                <w:szCs w:val="26"/>
-                <w:shd w:val="clear" w:color="auto" w:fill="FFFFFF"/>
-              </w:rPr>
-              <w:t>Model</w:t>
-            </w:r>
-            <w:r>
-              <w:rPr>
-                <w:color w:val="212529"/>
-                <w:sz w:val="26"/>
-                <w:szCs w:val="26"/>
-                <w:shd w:val="clear" w:color="auto" w:fill="FFFFFF"/>
-              </w:rPr>
-              <w:t xml:space="preserve"> trả kết quả về cho </w:t>
+                <w:sz w:val="26"/>
+                <w:szCs w:val="26"/>
+              </w:rPr>
+              <w:t>6. Backend → Crawl Management</w:t>
+            </w:r>
+          </w:p>
+        </w:tc>
+        <w:tc>
+          <w:tcPr>
+            <w:tcW w:w="3431" w:type="pct"/>
+            <w:hideMark/>
+          </w:tcPr>
+          <w:p>
+            <w:pPr>
+              <w:spacing w:before="120" w:after="120"/>
+              <w:rPr>
+                <w:sz w:val="26"/>
+                <w:szCs w:val="26"/>
+              </w:rPr>
+            </w:pPr>
+            <w:r>
+              <w:rPr>
+                <w:sz w:val="26"/>
+                <w:szCs w:val="26"/>
+              </w:rPr>
+              <w:t xml:space="preserve">Backend gửi yêu cầu đến </w:t>
             </w:r>
             <w:r>
               <w:rPr>
                 <w:bCs/>
-                <w:color w:val="212529"/>
-                <w:sz w:val="26"/>
-                <w:szCs w:val="26"/>
-                <w:shd w:val="clear" w:color="auto" w:fill="FFFFFF"/>
-              </w:rPr>
-              <w:t>Controller</w:t>
-            </w:r>
-            <w:r>
-              <w:rPr>
-                <w:color w:val="212529"/>
-                <w:sz w:val="26"/>
-                <w:szCs w:val="26"/>
-                <w:shd w:val="clear" w:color="auto" w:fill="FFFFFF"/>
-              </w:rPr>
-              <w:t>. Controller tiếp nhận kết quả và chuẩn bị dữ liệu để hiển thị cho Client.</w:t>
-            </w:r>
-          </w:p>
-        </w:tc>
+                <w:sz w:val="26"/>
+                <w:szCs w:val="26"/>
+              </w:rPr>
+              <w:t>Crawl Management</w:t>
+            </w:r>
+            <w:r>
+              <w:rPr>
+                <w:sz w:val="26"/>
+                <w:szCs w:val="26"/>
+              </w:rPr>
+              <w:t xml:space="preserve"> để thực hiện </w:t>
+            </w:r>
+            <w:r>
+              <w:rPr>
+                <w:bCs/>
+                <w:sz w:val="26"/>
+                <w:szCs w:val="26"/>
+              </w:rPr>
+              <w:t>thu thập dữ liệu từ các nguồn tuyển dụng bên ngoài và quản lý quá trình Crawl</w:t>
+            </w:r>
+            <w:r>
+              <w:rPr>
+                <w:sz w:val="26"/>
+                <w:szCs w:val="26"/>
+              </w:rPr>
+              <w:t>.</w:t>
+            </w:r>
+          </w:p>
+        </w:tc>
+        <w:bookmarkStart w:id="17" w:name="_GoBack"/>
+        <w:bookmarkEnd w:id="17"/>
       </w:tr>
       <w:tr>
-        <w:trPr>
-          <w:jc w:val="center"/>
-        </w:trPr>
-        <w:tc>
-          <w:tcPr>
-            <w:tcW w:w="993" w:type="dxa"/>
-          </w:tcPr>
-          <w:p>
-            <w:pPr>
-              <w:spacing w:line="360" w:lineRule="auto"/>
-              <w:jc w:val="center"/>
-              <w:rPr>
-                <w:sz w:val="26"/>
-                <w:szCs w:val="26"/>
-              </w:rPr>
-            </w:pPr>
-            <w:r>
-              <w:rPr>
-                <w:sz w:val="26"/>
-                <w:szCs w:val="26"/>
-              </w:rPr>
-              <w:t>6. Controller→</w:t>
-            </w:r>
-            <w:r>
-              <w:rPr>
-                <w:sz w:val="26"/>
-                <w:szCs w:val="26"/>
-              </w:rPr>
-              <w:t>View</w:t>
-            </w:r>
-          </w:p>
-        </w:tc>
-        <w:tc>
-          <w:tcPr>
-            <w:tcW w:w="8230" w:type="dxa"/>
-          </w:tcPr>
-          <w:p>
-            <w:pPr>
-              <w:spacing w:line="360" w:lineRule="auto"/>
-              <w:jc w:val="both"/>
+        <w:tc>
+          <w:tcPr>
+            <w:tcW w:w="1569" w:type="pct"/>
+            <w:hideMark/>
+          </w:tcPr>
+          <w:p>
+            <w:pPr>
+              <w:spacing w:before="120" w:after="120"/>
               <w:rPr>
                 <w:sz w:val="26"/>
                 <w:szCs w:val="26"/>
@@ -11688,272 +11537,483 @@
             <w:r>
               <w:rPr>
                 <w:bCs/>
-                <w:color w:val="212529"/>
-                <w:sz w:val="26"/>
-                <w:szCs w:val="26"/>
-                <w:shd w:val="clear" w:color="auto" w:fill="FFFFFF"/>
-              </w:rPr>
-              <w:t>Controller</w:t>
-            </w:r>
-            <w:r>
-              <w:rPr>
-                <w:color w:val="212529"/>
-                <w:sz w:val="26"/>
-                <w:szCs w:val="26"/>
-                <w:shd w:val="clear" w:color="auto" w:fill="FFFFFF"/>
-              </w:rPr>
-              <w:t xml:space="preserve"> gửi dữ liệu và yêu cầu hiển thị đến </w:t>
+                <w:sz w:val="26"/>
+                <w:szCs w:val="26"/>
+              </w:rPr>
+              <w:t>7. Crawl Management → Nguồn dữ liệu bên ngoài</w:t>
+            </w:r>
+          </w:p>
+        </w:tc>
+        <w:tc>
+          <w:tcPr>
+            <w:tcW w:w="3431" w:type="pct"/>
+            <w:hideMark/>
+          </w:tcPr>
+          <w:p>
+            <w:pPr>
+              <w:spacing w:before="120" w:after="120"/>
+              <w:rPr>
+                <w:sz w:val="26"/>
+                <w:szCs w:val="26"/>
+              </w:rPr>
+            </w:pPr>
+            <w:r>
+              <w:rPr>
+                <w:sz w:val="26"/>
+                <w:szCs w:val="26"/>
+              </w:rPr>
+              <w:t xml:space="preserve">Crawl Service thu thập dữ liệu tuyển dụng từ </w:t>
             </w:r>
             <w:r>
               <w:rPr>
                 <w:bCs/>
-                <w:color w:val="212529"/>
-                <w:sz w:val="26"/>
-                <w:szCs w:val="26"/>
-                <w:shd w:val="clear" w:color="auto" w:fill="FFFFFF"/>
-              </w:rPr>
-              <w:t>View</w:t>
-            </w:r>
-            <w:r>
-              <w:rPr>
-                <w:color w:val="212529"/>
-                <w:sz w:val="26"/>
-                <w:szCs w:val="26"/>
-                <w:shd w:val="clear" w:color="auto" w:fill="FFFFFF"/>
-              </w:rPr>
-              <w:t xml:space="preserve"> phù hợp. </w:t>
-            </w:r>
-            <w:r>
-              <w:rPr>
-                <w:bCs/>
-                <w:color w:val="212529"/>
-                <w:sz w:val="26"/>
-                <w:szCs w:val="26"/>
-                <w:shd w:val="clear" w:color="auto" w:fill="FFFFFF"/>
-              </w:rPr>
-              <w:t>View</w:t>
-            </w:r>
-            <w:r>
-              <w:rPr>
-                <w:color w:val="212529"/>
-                <w:sz w:val="26"/>
-                <w:szCs w:val="26"/>
-                <w:shd w:val="clear" w:color="auto" w:fill="FFFFFF"/>
-              </w:rPr>
-              <w:t xml:space="preserve"> chịu trách nhiệm trình bày dữ liệu trên giao diện theo yêu cầu của người dùng.</w:t>
+                <w:sz w:val="26"/>
+                <w:szCs w:val="26"/>
+              </w:rPr>
+              <w:t>website tuyển dụng, mạng xã hội, trang tin việc làm và các nguồn khác</w:t>
+            </w:r>
+            <w:r>
+              <w:rPr>
+                <w:sz w:val="26"/>
+                <w:szCs w:val="26"/>
+              </w:rPr>
+              <w:t>.</w:t>
             </w:r>
           </w:p>
         </w:tc>
       </w:tr>
       <w:tr>
-        <w:trPr>
-          <w:jc w:val="center"/>
-        </w:trPr>
-        <w:tc>
-          <w:tcPr>
-            <w:tcW w:w="993" w:type="dxa"/>
-          </w:tcPr>
-          <w:p>
-            <w:pPr>
-              <w:spacing w:line="360" w:lineRule="auto"/>
-              <w:jc w:val="center"/>
-              <w:rPr>
-                <w:sz w:val="26"/>
-                <w:szCs w:val="26"/>
-              </w:rPr>
-            </w:pPr>
-            <w:r>
-              <w:rPr>
-                <w:sz w:val="26"/>
-                <w:szCs w:val="26"/>
-              </w:rPr>
-              <w:t>7. View→</w:t>
-            </w:r>
-            <w:r>
-              <w:rPr>
-                <w:sz w:val="26"/>
-                <w:szCs w:val="26"/>
-              </w:rPr>
-              <w:t>Controller</w:t>
-            </w:r>
-          </w:p>
-        </w:tc>
-        <w:tc>
-          <w:tcPr>
-            <w:tcW w:w="8230" w:type="dxa"/>
-          </w:tcPr>
-          <w:p>
-            <w:pPr>
-              <w:spacing w:line="360" w:lineRule="auto"/>
-              <w:jc w:val="both"/>
-              <w:rPr>
-                <w:color w:val="212529"/>
-                <w:sz w:val="26"/>
-                <w:szCs w:val="26"/>
-                <w:shd w:val="clear" w:color="auto" w:fill="FFFFFF"/>
+        <w:tc>
+          <w:tcPr>
+            <w:tcW w:w="1569" w:type="pct"/>
+            <w:hideMark/>
+          </w:tcPr>
+          <w:p>
+            <w:pPr>
+              <w:spacing w:before="120" w:after="120"/>
+              <w:rPr>
+                <w:sz w:val="26"/>
+                <w:szCs w:val="26"/>
               </w:rPr>
             </w:pPr>
             <w:r>
               <w:rPr>
                 <w:bCs/>
-                <w:color w:val="212529"/>
-                <w:sz w:val="26"/>
-                <w:szCs w:val="26"/>
-                <w:shd w:val="clear" w:color="auto" w:fill="FFFFFF"/>
-              </w:rPr>
-              <w:t>View</w:t>
-            </w:r>
-            <w:r>
-              <w:rPr>
-                <w:color w:val="212529"/>
-                <w:sz w:val="26"/>
-                <w:szCs w:val="26"/>
-                <w:shd w:val="clear" w:color="auto" w:fill="FFFFFF"/>
-              </w:rPr>
-              <w:t xml:space="preserve"> gửi yêu cầu hoặc dữ liệu tương tác trở lại </w:t>
+                <w:sz w:val="26"/>
+                <w:szCs w:val="26"/>
+              </w:rPr>
+              <w:t>8. Crawl Management → Duplicate Detection</w:t>
+            </w:r>
+          </w:p>
+        </w:tc>
+        <w:tc>
+          <w:tcPr>
+            <w:tcW w:w="3431" w:type="pct"/>
+            <w:hideMark/>
+          </w:tcPr>
+          <w:p>
+            <w:pPr>
+              <w:spacing w:before="120" w:after="120"/>
+              <w:rPr>
+                <w:sz w:val="26"/>
+                <w:szCs w:val="26"/>
+              </w:rPr>
+            </w:pPr>
+            <w:r>
+              <w:rPr>
+                <w:sz w:val="26"/>
+                <w:szCs w:val="26"/>
+              </w:rPr>
+              <w:t xml:space="preserve">Dữ liệu sau khi thu thập được xử lý và kiểm tra nhằm </w:t>
             </w:r>
             <w:r>
               <w:rPr>
                 <w:bCs/>
-                <w:color w:val="212529"/>
-                <w:sz w:val="26"/>
-                <w:szCs w:val="26"/>
-                <w:shd w:val="clear" w:color="auto" w:fill="FFFFFF"/>
-              </w:rPr>
-              <w:t>Controller</w:t>
-            </w:r>
-            <w:r>
-              <w:rPr>
-                <w:color w:val="212529"/>
-                <w:sz w:val="26"/>
-                <w:szCs w:val="26"/>
-                <w:shd w:val="clear" w:color="auto" w:fill="FFFFFF"/>
-              </w:rPr>
-              <w:t xml:space="preserve"> khi người dùng thực hiện các thao tác trên giao diện, chẳng hạn như tìm kiếm việc làm, lưu tin tuyển dụng hoặc gửi yêu cầu ứng tuyển.</w:t>
+                <w:sz w:val="26"/>
+                <w:szCs w:val="26"/>
+              </w:rPr>
+              <w:t>phát hiện các tin tuyển dụng trùng lặp</w:t>
+            </w:r>
+            <w:r>
+              <w:rPr>
+                <w:sz w:val="26"/>
+                <w:szCs w:val="26"/>
+              </w:rPr>
+              <w:t xml:space="preserve"> trước khi lưu vào hệ thống.</w:t>
             </w:r>
           </w:p>
         </w:tc>
       </w:tr>
       <w:tr>
-        <w:trPr>
-          <w:jc w:val="center"/>
-        </w:trPr>
-        <w:tc>
-          <w:tcPr>
-            <w:tcW w:w="993" w:type="dxa"/>
-          </w:tcPr>
-          <w:p>
-            <w:pPr>
-              <w:spacing w:line="360" w:lineRule="auto"/>
-              <w:jc w:val="center"/>
-              <w:rPr>
-                <w:sz w:val="26"/>
-                <w:szCs w:val="26"/>
-              </w:rPr>
-            </w:pPr>
-            <w:r>
-              <w:rPr>
-                <w:sz w:val="26"/>
-                <w:szCs w:val="26"/>
-              </w:rPr>
-              <w:t>8.Controller→</w:t>
-            </w:r>
-            <w:r>
-              <w:rPr>
-                <w:sz w:val="26"/>
-                <w:szCs w:val="26"/>
-              </w:rPr>
-              <w:t>Client</w:t>
-            </w:r>
-          </w:p>
-        </w:tc>
-        <w:tc>
-          <w:tcPr>
-            <w:tcW w:w="8230" w:type="dxa"/>
-          </w:tcPr>
-          <w:p>
-            <w:pPr>
-              <w:spacing w:line="360" w:lineRule="auto"/>
-              <w:jc w:val="both"/>
-              <w:rPr>
-                <w:color w:val="212529"/>
-                <w:sz w:val="26"/>
-                <w:szCs w:val="26"/>
-                <w:shd w:val="clear" w:color="auto" w:fill="FFFFFF"/>
-              </w:rPr>
-            </w:pPr>
-            <w:r>
-              <w:rPr>
-                <w:color w:val="212529"/>
-                <w:sz w:val="26"/>
-                <w:szCs w:val="26"/>
-                <w:shd w:val="clear" w:color="auto" w:fill="FFFFFF"/>
-              </w:rPr>
-              <w:t>S</w:t>
-            </w:r>
-            <w:r>
-              <w:rPr>
-                <w:color w:val="212529"/>
-                <w:sz w:val="26"/>
-                <w:szCs w:val="26"/>
-                <w:shd w:val="clear" w:color="auto" w:fill="FFFFFF"/>
-              </w:rPr>
-              <w:t xml:space="preserve">au khi hoàn tất quá trình xử lý, </w:t>
-            </w:r>
+        <w:tc>
+          <w:tcPr>
+            <w:tcW w:w="1569" w:type="pct"/>
+            <w:hideMark/>
+          </w:tcPr>
+          <w:p>
+            <w:pPr>
+              <w:spacing w:before="120" w:after="120"/>
+              <w:rPr>
+                <w:sz w:val="26"/>
+                <w:szCs w:val="26"/>
+              </w:rPr>
+            </w:pPr>
             <w:r>
               <w:rPr>
                 <w:bCs/>
-                <w:color w:val="212529"/>
-                <w:sz w:val="26"/>
-                <w:szCs w:val="26"/>
-                <w:shd w:val="clear" w:color="auto" w:fill="FFFFFF"/>
-              </w:rPr>
-              <w:t>Controller</w:t>
-            </w:r>
-            <w:r>
-              <w:rPr>
-                <w:color w:val="212529"/>
-                <w:sz w:val="26"/>
-                <w:szCs w:val="26"/>
-                <w:shd w:val="clear" w:color="auto" w:fill="FFFFFF"/>
-              </w:rPr>
-              <w:t xml:space="preserve"> trả kết quả về cho </w:t>
+                <w:sz w:val="26"/>
+                <w:szCs w:val="26"/>
+              </w:rPr>
+              <w:t>9. Backend → Admin Management</w:t>
+            </w:r>
+          </w:p>
+        </w:tc>
+        <w:tc>
+          <w:tcPr>
+            <w:tcW w:w="3431" w:type="pct"/>
+            <w:hideMark/>
+          </w:tcPr>
+          <w:p>
+            <w:pPr>
+              <w:spacing w:before="120" w:after="120"/>
+              <w:rPr>
+                <w:sz w:val="26"/>
+                <w:szCs w:val="26"/>
+              </w:rPr>
+            </w:pPr>
+            <w:r>
+              <w:rPr>
+                <w:sz w:val="26"/>
+                <w:szCs w:val="26"/>
+              </w:rPr>
+              <w:t xml:space="preserve">Admin Management cung cấp chức năng cho quản trị viên </w:t>
             </w:r>
             <w:r>
               <w:rPr>
                 <w:bCs/>
-                <w:color w:val="212529"/>
-                <w:sz w:val="26"/>
-                <w:szCs w:val="26"/>
-                <w:shd w:val="clear" w:color="auto" w:fill="FFFFFF"/>
-              </w:rPr>
-              <w:t>Client</w:t>
-            </w:r>
-            <w:r>
-              <w:rPr>
-                <w:color w:val="212529"/>
-                <w:sz w:val="26"/>
-                <w:szCs w:val="26"/>
-                <w:shd w:val="clear" w:color="auto" w:fill="FFFFFF"/>
-              </w:rPr>
-              <w:t xml:space="preserve">. Kết quả được hiển thị trên giao diện để </w:t>
-            </w:r>
+                <w:sz w:val="26"/>
+                <w:szCs w:val="26"/>
+              </w:rPr>
+              <w:t>quản lý người dùng, tin tuyển dụng, nguồn dữ liệu và các hoạt động quản trị hệ thống</w:t>
+            </w:r>
+            <w:r>
+              <w:rPr>
+                <w:sz w:val="26"/>
+                <w:szCs w:val="26"/>
+              </w:rPr>
+              <w:t>.</w:t>
+            </w:r>
+          </w:p>
+        </w:tc>
+      </w:tr>
+      <w:tr>
+        <w:tc>
+          <w:tcPr>
+            <w:tcW w:w="1569" w:type="pct"/>
+            <w:hideMark/>
+          </w:tcPr>
+          <w:p>
+            <w:pPr>
+              <w:spacing w:before="120" w:after="120"/>
+              <w:rPr>
+                <w:sz w:val="26"/>
+                <w:szCs w:val="26"/>
+              </w:rPr>
+            </w:pPr>
             <w:r>
               <w:rPr>
                 <w:bCs/>
-                <w:color w:val="212529"/>
-                <w:sz w:val="26"/>
-                <w:szCs w:val="26"/>
-                <w:shd w:val="clear" w:color="auto" w:fill="FFFFFF"/>
-              </w:rPr>
-              <w:t>Ứng viên, Nhà tuyển dụng hoặc Admin</w:t>
-            </w:r>
-            <w:r>
-              <w:rPr>
-                <w:color w:val="212529"/>
-                <w:sz w:val="26"/>
-                <w:szCs w:val="26"/>
-                <w:shd w:val="clear" w:color="auto" w:fill="FFFFFF"/>
+                <w:sz w:val="26"/>
+                <w:szCs w:val="26"/>
+              </w:rPr>
+              <w:t>10. Backend → Statistics</w:t>
+            </w:r>
+          </w:p>
+        </w:tc>
+        <w:tc>
+          <w:tcPr>
+            <w:tcW w:w="3431" w:type="pct"/>
+            <w:hideMark/>
+          </w:tcPr>
+          <w:p>
+            <w:pPr>
+              <w:spacing w:before="120" w:after="120"/>
+              <w:rPr>
+                <w:sz w:val="26"/>
+                <w:szCs w:val="26"/>
+              </w:rPr>
+            </w:pPr>
+            <w:r>
+              <w:rPr>
+                <w:sz w:val="26"/>
+                <w:szCs w:val="26"/>
+              </w:rPr>
+              <w:t xml:space="preserve">Module Statistics tổng hợp và cung cấp </w:t>
+            </w:r>
+            <w:r>
+              <w:rPr>
+                <w:bCs/>
+                <w:sz w:val="26"/>
+                <w:szCs w:val="26"/>
+              </w:rPr>
+              <w:t>Dashboard, báo cáo và thống kê</w:t>
+            </w:r>
+            <w:r>
+              <w:rPr>
+                <w:sz w:val="26"/>
+                <w:szCs w:val="26"/>
+              </w:rPr>
+              <w:t xml:space="preserve"> về dữ liệu tuyển dụng và hoạt động của hệ thống.</w:t>
+            </w:r>
+          </w:p>
+        </w:tc>
+      </w:tr>
+      <w:tr>
+        <w:tc>
+          <w:tcPr>
+            <w:tcW w:w="1569" w:type="pct"/>
+            <w:hideMark/>
+          </w:tcPr>
+          <w:p>
+            <w:pPr>
+              <w:spacing w:before="120" w:after="120"/>
+              <w:rPr>
+                <w:sz w:val="26"/>
+                <w:szCs w:val="26"/>
+              </w:rPr>
+            </w:pPr>
+            <w:r>
+              <w:rPr>
+                <w:bCs/>
+                <w:sz w:val="26"/>
+                <w:szCs w:val="26"/>
+              </w:rPr>
+              <w:t>11. Backend → PostgreSQL</w:t>
+            </w:r>
+          </w:p>
+        </w:tc>
+        <w:tc>
+          <w:tcPr>
+            <w:tcW w:w="3431" w:type="pct"/>
+            <w:hideMark/>
+          </w:tcPr>
+          <w:p>
+            <w:pPr>
+              <w:spacing w:before="120" w:after="120"/>
+              <w:rPr>
+                <w:sz w:val="26"/>
+                <w:szCs w:val="26"/>
+              </w:rPr>
+            </w:pPr>
+            <w:r>
+              <w:rPr>
+                <w:sz w:val="26"/>
+                <w:szCs w:val="26"/>
+              </w:rPr>
+              <w:t xml:space="preserve">Backend truy xuất và lưu trữ dữ liệu vào </w:t>
+            </w:r>
+            <w:r>
+              <w:rPr>
+                <w:bCs/>
+                <w:sz w:val="26"/>
+                <w:szCs w:val="26"/>
+              </w:rPr>
+              <w:t>PostgreSQL Database</w:t>
+            </w:r>
+            <w:r>
+              <w:rPr>
+                <w:sz w:val="26"/>
+                <w:szCs w:val="26"/>
+              </w:rPr>
+              <w:t>, bao gồm thông tin người dùng, tin tuyển dụng, CV, đơn ứng tuyển, việc làm đã lưu và dữ liệu Crawl.</w:t>
+            </w:r>
+          </w:p>
+        </w:tc>
+      </w:tr>
+      <w:tr>
+        <w:tc>
+          <w:tcPr>
+            <w:tcW w:w="1569" w:type="pct"/>
+            <w:hideMark/>
+          </w:tcPr>
+          <w:p>
+            <w:pPr>
+              <w:spacing w:before="120" w:after="120"/>
+              <w:rPr>
+                <w:bCs/>
+                <w:sz w:val="26"/>
+                <w:szCs w:val="26"/>
+              </w:rPr>
+            </w:pPr>
+            <w:r>
+              <w:rPr>
+                <w:bCs/>
+                <w:sz w:val="26"/>
+                <w:szCs w:val="26"/>
+              </w:rPr>
+              <w:t>12. PostgreSQL →</w:t>
+            </w:r>
+          </w:p>
+          <w:p>
+            <w:pPr>
+              <w:spacing w:before="120" w:after="120"/>
+              <w:rPr>
+                <w:sz w:val="26"/>
+                <w:szCs w:val="26"/>
+              </w:rPr>
+            </w:pPr>
+            <w:r>
+              <w:rPr>
+                <w:bCs/>
+                <w:sz w:val="26"/>
+                <w:szCs w:val="26"/>
+              </w:rPr>
+              <w:t>Backend</w:t>
+            </w:r>
+          </w:p>
+        </w:tc>
+        <w:tc>
+          <w:tcPr>
+            <w:tcW w:w="3431" w:type="pct"/>
+            <w:hideMark/>
+          </w:tcPr>
+          <w:p>
+            <w:pPr>
+              <w:spacing w:before="120" w:after="120"/>
+              <w:rPr>
+                <w:sz w:val="26"/>
+                <w:szCs w:val="26"/>
+              </w:rPr>
+            </w:pPr>
+            <w:r>
+              <w:rPr>
+                <w:sz w:val="26"/>
+                <w:szCs w:val="26"/>
+              </w:rPr>
+              <w:t>PostgreSQL trả dữ liệu theo yêu cầu của Backend để hệ thống tiếp tục xử lý và cung cấp kết quả cho người dùng.</w:t>
+            </w:r>
+          </w:p>
+        </w:tc>
+      </w:tr>
+      <w:tr>
+        <w:tc>
+          <w:tcPr>
+            <w:tcW w:w="1569" w:type="pct"/>
+            <w:hideMark/>
+          </w:tcPr>
+          <w:p>
+            <w:pPr>
+              <w:spacing w:before="120" w:after="120"/>
+              <w:rPr>
+                <w:sz w:val="26"/>
+                <w:szCs w:val="26"/>
+              </w:rPr>
+            </w:pPr>
+            <w:r>
+              <w:rPr>
+                <w:bCs/>
+                <w:sz w:val="26"/>
+                <w:szCs w:val="26"/>
+              </w:rPr>
+              <w:lastRenderedPageBreak/>
+              <w:t>13. Backend → Frontend</w:t>
+            </w:r>
+          </w:p>
+        </w:tc>
+        <w:tc>
+          <w:tcPr>
+            <w:tcW w:w="3431" w:type="pct"/>
+            <w:hideMark/>
+          </w:tcPr>
+          <w:p>
+            <w:pPr>
+              <w:spacing w:before="120" w:after="120"/>
+              <w:rPr>
+                <w:sz w:val="26"/>
+                <w:szCs w:val="26"/>
+              </w:rPr>
+            </w:pPr>
+            <w:r>
+              <w:rPr>
+                <w:sz w:val="26"/>
+                <w:szCs w:val="26"/>
+              </w:rPr>
+              <w:t xml:space="preserve">Backend trả kết quả xử lý thông qua </w:t>
+            </w:r>
+            <w:r>
+              <w:rPr>
+                <w:bCs/>
+                <w:sz w:val="26"/>
+                <w:szCs w:val="26"/>
+              </w:rPr>
+              <w:t>REST API/JSON</w:t>
+            </w:r>
+            <w:r>
+              <w:rPr>
+                <w:sz w:val="26"/>
+                <w:szCs w:val="26"/>
+              </w:rPr>
+              <w:t xml:space="preserve"> cho Frontend.</w:t>
+            </w:r>
+          </w:p>
+        </w:tc>
+      </w:tr>
+      <w:tr>
+        <w:tc>
+          <w:tcPr>
+            <w:tcW w:w="1569" w:type="pct"/>
+            <w:hideMark/>
+          </w:tcPr>
+          <w:p>
+            <w:pPr>
+              <w:spacing w:before="120" w:after="120"/>
+              <w:rPr>
+                <w:sz w:val="26"/>
+                <w:szCs w:val="26"/>
+              </w:rPr>
+            </w:pPr>
+            <w:r>
+              <w:rPr>
+                <w:bCs/>
+                <w:sz w:val="26"/>
+                <w:szCs w:val="26"/>
+              </w:rPr>
+              <w:t>14. Frontend → Người dùng hệ thống</w:t>
+            </w:r>
+          </w:p>
+        </w:tc>
+        <w:tc>
+          <w:tcPr>
+            <w:tcW w:w="3431" w:type="pct"/>
+            <w:hideMark/>
+          </w:tcPr>
+          <w:p>
+            <w:pPr>
+              <w:spacing w:before="120" w:after="120"/>
+              <w:rPr>
+                <w:sz w:val="26"/>
+                <w:szCs w:val="26"/>
+              </w:rPr>
+            </w:pPr>
+            <w:r>
+              <w:rPr>
+                <w:sz w:val="26"/>
+                <w:szCs w:val="26"/>
+              </w:rPr>
+              <w:t xml:space="preserve">Frontend hiển thị kết quả lên giao diện để </w:t>
+            </w:r>
+            <w:r>
+              <w:rPr>
+                <w:bCs/>
+                <w:sz w:val="26"/>
+                <w:szCs w:val="26"/>
+              </w:rPr>
+              <w:t>Ứng viên, Nhà tuyển dụng và Admin</w:t>
+            </w:r>
+            <w:r>
+              <w:rPr>
+                <w:sz w:val="26"/>
+                <w:szCs w:val="26"/>
               </w:rPr>
               <w:t xml:space="preserve"> tiếp tục sử dụng hệ thống.</w:t>
             </w:r>
@@ -12077,6 +12137,7 @@
         <w:rPr>
           <w:rFonts w:ascii="Times New Roman" w:hAnsi="Times New Roman" w:cs="Times New Roman"/>
           <w:b/>
+          <w:noProof/>
           <w:sz w:val="26"/>
           <w:szCs w:val="26"/>
         </w:rPr>
@@ -12676,6 +12737,7 @@
       <w:r>
         <w:rPr>
           <w:rFonts w:ascii="Times New Roman" w:hAnsi="Times New Roman" w:cs="Times New Roman"/>
+          <w:noProof/>
           <w:sz w:val="26"/>
           <w:szCs w:val="26"/>
         </w:rPr>
@@ -13275,7 +13337,7 @@
         <w:sz w:val="26"/>
         <w:szCs w:val="26"/>
       </w:rPr>
-      <w:t>1</w:t>
+      <w:t>19</w:t>
     </w:r>
     <w:r>
       <w:rPr>
@@ -13335,6 +13397,7 @@
       <w:dataBinding w:prefixMappings="xmlns:ns0='http://schemas.openxmlformats.org/package/2006/metadata/core-properties' xmlns:ns1='http://purl.org/dc/elements/1.1/'" w:xpath="/ns0:coreProperties[1]/ns1:title[1]" w:storeItemID="{6C3C8BC8-F283-45AE-878A-BAB7291924A1}"/>
       <w:text/>
     </w:sdtPr>
+    <w:sdtEndPr/>
     <w:sdtContent>
       <w:p>
         <w:pPr>
@@ -13883,6 +13946,155 @@
     </w:lvl>
   </w:abstractNum>
   <w:abstractNum w:abstractNumId="4" w15:restartNumberingAfterBreak="0">
+    <w:nsid w:val="16E864C2"/>
+    <w:multiLevelType w:val="multilevel"/>
+    <w:tmpl w:val="6F64B9E0"/>
+    <w:lvl w:ilvl="0">
+      <w:start w:val="1"/>
+      <w:numFmt w:val="bullet"/>
+      <w:lvlText w:val=""/>
+      <w:lvlJc w:val="left"/>
+      <w:pPr>
+        <w:tabs>
+          <w:tab w:val="num" w:pos="720"/>
+        </w:tabs>
+        <w:ind w:left="720" w:hanging="360"/>
+      </w:pPr>
+      <w:rPr>
+        <w:rFonts w:ascii="Symbol" w:hAnsi="Symbol" w:hint="default"/>
+        <w:sz w:val="20"/>
+      </w:rPr>
+    </w:lvl>
+    <w:lvl w:ilvl="1" w:tentative="1">
+      <w:start w:val="1"/>
+      <w:numFmt w:val="bullet"/>
+      <w:lvlText w:val="o"/>
+      <w:lvlJc w:val="left"/>
+      <w:pPr>
+        <w:tabs>
+          <w:tab w:val="num" w:pos="1440"/>
+        </w:tabs>
+        <w:ind w:left="1440" w:hanging="360"/>
+      </w:pPr>
+      <w:rPr>
+        <w:rFonts w:ascii="Courier New" w:hAnsi="Courier New" w:hint="default"/>
+        <w:sz w:val="20"/>
+      </w:rPr>
+    </w:lvl>
+    <w:lvl w:ilvl="2" w:tentative="1">
+      <w:start w:val="1"/>
+      <w:numFmt w:val="bullet"/>
+      <w:lvlText w:val=""/>
+      <w:lvlJc w:val="left"/>
+      <w:pPr>
+        <w:tabs>
+          <w:tab w:val="num" w:pos="2160"/>
+        </w:tabs>
+        <w:ind w:left="2160" w:hanging="360"/>
+      </w:pPr>
+      <w:rPr>
+        <w:rFonts w:ascii="Wingdings" w:hAnsi="Wingdings" w:hint="default"/>
+        <w:sz w:val="20"/>
+      </w:rPr>
+    </w:lvl>
+    <w:lvl w:ilvl="3" w:tentative="1">
+      <w:start w:val="1"/>
+      <w:numFmt w:val="bullet"/>
+      <w:lvlText w:val=""/>
+      <w:lvlJc w:val="left"/>
+      <w:pPr>
+        <w:tabs>
+          <w:tab w:val="num" w:pos="2880"/>
+        </w:tabs>
+        <w:ind w:left="2880" w:hanging="360"/>
+      </w:pPr>
+      <w:rPr>
+        <w:rFonts w:ascii="Wingdings" w:hAnsi="Wingdings" w:hint="default"/>
+        <w:sz w:val="20"/>
+      </w:rPr>
+    </w:lvl>
+    <w:lvl w:ilvl="4" w:tentative="1">
+      <w:start w:val="1"/>
+      <w:numFmt w:val="bullet"/>
+      <w:lvlText w:val=""/>
+      <w:lvlJc w:val="left"/>
+      <w:pPr>
+        <w:tabs>
+          <w:tab w:val="num" w:pos="3600"/>
+        </w:tabs>
+        <w:ind w:left="3600" w:hanging="360"/>
+      </w:pPr>
+      <w:rPr>
+        <w:rFonts w:ascii="Wingdings" w:hAnsi="Wingdings" w:hint="default"/>
+        <w:sz w:val="20"/>
+      </w:rPr>
+    </w:lvl>
+    <w:lvl w:ilvl="5" w:tentative="1">
+      <w:start w:val="1"/>
+      <w:numFmt w:val="bullet"/>
+      <w:lvlText w:val=""/>
+      <w:lvlJc w:val="left"/>
+      <w:pPr>
+        <w:tabs>
+          <w:tab w:val="num" w:pos="4320"/>
+        </w:tabs>
+        <w:ind w:left="4320" w:hanging="360"/>
+      </w:pPr>
+      <w:rPr>
+        <w:rFonts w:ascii="Wingdings" w:hAnsi="Wingdings" w:hint="default"/>
+        <w:sz w:val="20"/>
+      </w:rPr>
+    </w:lvl>
+    <w:lvl w:ilvl="6" w:tentative="1">
+      <w:start w:val="1"/>
+      <w:numFmt w:val="bullet"/>
+      <w:lvlText w:val=""/>
+      <w:lvlJc w:val="left"/>
+      <w:pPr>
+        <w:tabs>
+          <w:tab w:val="num" w:pos="5040"/>
+        </w:tabs>
+        <w:ind w:left="5040" w:hanging="360"/>
+      </w:pPr>
+      <w:rPr>
+        <w:rFonts w:ascii="Wingdings" w:hAnsi="Wingdings" w:hint="default"/>
+        <w:sz w:val="20"/>
+      </w:rPr>
+    </w:lvl>
+    <w:lvl w:ilvl="7" w:tentative="1">
+      <w:start w:val="1"/>
+      <w:numFmt w:val="bullet"/>
+      <w:lvlText w:val=""/>
+      <w:lvlJc w:val="left"/>
+      <w:pPr>
+        <w:tabs>
+          <w:tab w:val="num" w:pos="5760"/>
+        </w:tabs>
+        <w:ind w:left="5760" w:hanging="360"/>
+      </w:pPr>
+      <w:rPr>
+        <w:rFonts w:ascii="Wingdings" w:hAnsi="Wingdings" w:hint="default"/>
+        <w:sz w:val="20"/>
+      </w:rPr>
+    </w:lvl>
+    <w:lvl w:ilvl="8" w:tentative="1">
+      <w:start w:val="1"/>
+      <w:numFmt w:val="bullet"/>
+      <w:lvlText w:val=""/>
+      <w:lvlJc w:val="left"/>
+      <w:pPr>
+        <w:tabs>
+          <w:tab w:val="num" w:pos="6480"/>
+        </w:tabs>
+        <w:ind w:left="6480" w:hanging="360"/>
+      </w:pPr>
+      <w:rPr>
+        <w:rFonts w:ascii="Wingdings" w:hAnsi="Wingdings" w:hint="default"/>
+        <w:sz w:val="20"/>
+      </w:rPr>
+    </w:lvl>
+  </w:abstractNum>
+  <w:abstractNum w:abstractNumId="5" w15:restartNumberingAfterBreak="0">
     <w:nsid w:val="1B2D4948"/>
     <w:multiLevelType w:val="hybridMultilevel"/>
     <w:tmpl w:val="C0E23B80"/>
@@ -13995,7 +14207,7 @@
       </w:rPr>
     </w:lvl>
   </w:abstractNum>
-  <w:abstractNum w:abstractNumId="5" w15:restartNumberingAfterBreak="0">
+  <w:abstractNum w:abstractNumId="6" w15:restartNumberingAfterBreak="0">
     <w:nsid w:val="22B665D1"/>
     <w:multiLevelType w:val="multilevel"/>
     <w:tmpl w:val="8814D5A2"/>
@@ -14144,7 +14356,7 @@
       </w:rPr>
     </w:lvl>
   </w:abstractNum>
-  <w:abstractNum w:abstractNumId="6" w15:restartNumberingAfterBreak="0">
+  <w:abstractNum w:abstractNumId="7" w15:restartNumberingAfterBreak="0">
     <w:nsid w:val="235367F5"/>
     <w:multiLevelType w:val="hybridMultilevel"/>
     <w:tmpl w:val="F1C80C62"/>
@@ -14257,7 +14469,7 @@
       </w:rPr>
     </w:lvl>
   </w:abstractNum>
-  <w:abstractNum w:abstractNumId="7" w15:restartNumberingAfterBreak="0">
+  <w:abstractNum w:abstractNumId="8" w15:restartNumberingAfterBreak="0">
     <w:nsid w:val="285925B3"/>
     <w:multiLevelType w:val="hybridMultilevel"/>
     <w:tmpl w:val="E200D778"/>
@@ -14370,7 +14582,7 @@
       </w:rPr>
     </w:lvl>
   </w:abstractNum>
-  <w:abstractNum w:abstractNumId="8" w15:restartNumberingAfterBreak="0">
+  <w:abstractNum w:abstractNumId="9" w15:restartNumberingAfterBreak="0">
     <w:nsid w:val="2B45425F"/>
     <w:multiLevelType w:val="multilevel"/>
     <w:tmpl w:val="D1A432B0"/>
@@ -14519,7 +14731,7 @@
       </w:rPr>
     </w:lvl>
   </w:abstractNum>
-  <w:abstractNum w:abstractNumId="9" w15:restartNumberingAfterBreak="0">
+  <w:abstractNum w:abstractNumId="10" w15:restartNumberingAfterBreak="0">
     <w:nsid w:val="2B47097D"/>
     <w:multiLevelType w:val="hybridMultilevel"/>
     <w:tmpl w:val="65B2BB44"/>
@@ -14632,7 +14844,7 @@
       </w:rPr>
     </w:lvl>
   </w:abstractNum>
-  <w:abstractNum w:abstractNumId="10" w15:restartNumberingAfterBreak="0">
+  <w:abstractNum w:abstractNumId="11" w15:restartNumberingAfterBreak="0">
     <w:nsid w:val="2E453B46"/>
     <w:multiLevelType w:val="multilevel"/>
     <w:tmpl w:val="46767620"/>
@@ -14781,7 +14993,7 @@
       </w:rPr>
     </w:lvl>
   </w:abstractNum>
-  <w:abstractNum w:abstractNumId="11" w15:restartNumberingAfterBreak="0">
+  <w:abstractNum w:abstractNumId="12" w15:restartNumberingAfterBreak="0">
     <w:nsid w:val="308F1C3F"/>
     <w:multiLevelType w:val="hybridMultilevel"/>
     <w:tmpl w:val="9676D348"/>
@@ -14894,7 +15106,7 @@
       </w:rPr>
     </w:lvl>
   </w:abstractNum>
-  <w:abstractNum w:abstractNumId="12" w15:restartNumberingAfterBreak="0">
+  <w:abstractNum w:abstractNumId="13" w15:restartNumberingAfterBreak="0">
     <w:nsid w:val="31860BE6"/>
     <w:multiLevelType w:val="hybridMultilevel"/>
     <w:tmpl w:val="39EC73F4"/>
@@ -15007,7 +15219,7 @@
       </w:rPr>
     </w:lvl>
   </w:abstractNum>
-  <w:abstractNum w:abstractNumId="13" w15:restartNumberingAfterBreak="0">
+  <w:abstractNum w:abstractNumId="14" w15:restartNumberingAfterBreak="0">
     <w:nsid w:val="331B5436"/>
     <w:multiLevelType w:val="hybridMultilevel"/>
     <w:tmpl w:val="DDD274D8"/>
@@ -15120,7 +15332,7 @@
       </w:rPr>
     </w:lvl>
   </w:abstractNum>
-  <w:abstractNum w:abstractNumId="14" w15:restartNumberingAfterBreak="0">
+  <w:abstractNum w:abstractNumId="15" w15:restartNumberingAfterBreak="0">
     <w:nsid w:val="3A2A24A0"/>
     <w:multiLevelType w:val="hybridMultilevel"/>
     <w:tmpl w:val="93D84FC6"/>
@@ -15233,7 +15445,7 @@
       </w:rPr>
     </w:lvl>
   </w:abstractNum>
-  <w:abstractNum w:abstractNumId="15" w15:restartNumberingAfterBreak="0">
+  <w:abstractNum w:abstractNumId="16" w15:restartNumberingAfterBreak="0">
     <w:nsid w:val="3B6E1D8A"/>
     <w:multiLevelType w:val="hybridMultilevel"/>
     <w:tmpl w:val="EB3AA412"/>
@@ -15346,7 +15558,7 @@
       </w:rPr>
     </w:lvl>
   </w:abstractNum>
-  <w:abstractNum w:abstractNumId="16" w15:restartNumberingAfterBreak="0">
+  <w:abstractNum w:abstractNumId="17" w15:restartNumberingAfterBreak="0">
     <w:nsid w:val="3BAB504A"/>
     <w:multiLevelType w:val="hybridMultilevel"/>
     <w:tmpl w:val="BAD29F76"/>
@@ -15459,7 +15671,7 @@
       </w:rPr>
     </w:lvl>
   </w:abstractNum>
-  <w:abstractNum w:abstractNumId="17" w15:restartNumberingAfterBreak="0">
+  <w:abstractNum w:abstractNumId="18" w15:restartNumberingAfterBreak="0">
     <w:nsid w:val="3C623A2D"/>
     <w:multiLevelType w:val="hybridMultilevel"/>
     <w:tmpl w:val="46BE3332"/>
@@ -15572,7 +15784,7 @@
       </w:rPr>
     </w:lvl>
   </w:abstractNum>
-  <w:abstractNum w:abstractNumId="18" w15:restartNumberingAfterBreak="0">
+  <w:abstractNum w:abstractNumId="19" w15:restartNumberingAfterBreak="0">
     <w:nsid w:val="3CBD6CE3"/>
     <w:multiLevelType w:val="multilevel"/>
     <w:tmpl w:val="2A9ABBDE"/>
@@ -15721,7 +15933,7 @@
       </w:rPr>
     </w:lvl>
   </w:abstractNum>
-  <w:abstractNum w:abstractNumId="19" w15:restartNumberingAfterBreak="0">
+  <w:abstractNum w:abstractNumId="20" w15:restartNumberingAfterBreak="0">
     <w:nsid w:val="407333B8"/>
     <w:multiLevelType w:val="multilevel"/>
     <w:tmpl w:val="8BAE161C"/>
@@ -15870,7 +16082,7 @@
       </w:rPr>
     </w:lvl>
   </w:abstractNum>
-  <w:abstractNum w:abstractNumId="20" w15:restartNumberingAfterBreak="0">
+  <w:abstractNum w:abstractNumId="21" w15:restartNumberingAfterBreak="0">
     <w:nsid w:val="418C59FA"/>
     <w:multiLevelType w:val="hybridMultilevel"/>
     <w:tmpl w:val="E480959C"/>
@@ -15983,7 +16195,7 @@
       </w:rPr>
     </w:lvl>
   </w:abstractNum>
-  <w:abstractNum w:abstractNumId="21" w15:restartNumberingAfterBreak="0">
+  <w:abstractNum w:abstractNumId="22" w15:restartNumberingAfterBreak="0">
     <w:nsid w:val="44C02F06"/>
     <w:multiLevelType w:val="hybridMultilevel"/>
     <w:tmpl w:val="682828A0"/>
@@ -16096,7 +16308,7 @@
       </w:rPr>
     </w:lvl>
   </w:abstractNum>
-  <w:abstractNum w:abstractNumId="22" w15:restartNumberingAfterBreak="0">
+  <w:abstractNum w:abstractNumId="23" w15:restartNumberingAfterBreak="0">
     <w:nsid w:val="4B8C1126"/>
     <w:multiLevelType w:val="hybridMultilevel"/>
     <w:tmpl w:val="39D03086"/>
@@ -16209,7 +16421,7 @@
       </w:rPr>
     </w:lvl>
   </w:abstractNum>
-  <w:abstractNum w:abstractNumId="23" w15:restartNumberingAfterBreak="0">
+  <w:abstractNum w:abstractNumId="24" w15:restartNumberingAfterBreak="0">
     <w:nsid w:val="4C413186"/>
     <w:multiLevelType w:val="hybridMultilevel"/>
     <w:tmpl w:val="3920FD94"/>
@@ -16322,7 +16534,7 @@
       </w:rPr>
     </w:lvl>
   </w:abstractNum>
-  <w:abstractNum w:abstractNumId="24" w15:restartNumberingAfterBreak="0">
+  <w:abstractNum w:abstractNumId="25" w15:restartNumberingAfterBreak="0">
     <w:nsid w:val="51493433"/>
     <w:multiLevelType w:val="multilevel"/>
     <w:tmpl w:val="84A04D64"/>
@@ -16471,7 +16683,7 @@
       </w:rPr>
     </w:lvl>
   </w:abstractNum>
-  <w:abstractNum w:abstractNumId="25" w15:restartNumberingAfterBreak="0">
+  <w:abstractNum w:abstractNumId="26" w15:restartNumberingAfterBreak="0">
     <w:nsid w:val="556B2C6F"/>
     <w:multiLevelType w:val="hybridMultilevel"/>
     <w:tmpl w:val="BE101326"/>
@@ -16584,7 +16796,7 @@
       </w:rPr>
     </w:lvl>
   </w:abstractNum>
-  <w:abstractNum w:abstractNumId="26" w15:restartNumberingAfterBreak="0">
+  <w:abstractNum w:abstractNumId="27" w15:restartNumberingAfterBreak="0">
     <w:nsid w:val="55E31A86"/>
     <w:multiLevelType w:val="hybridMultilevel"/>
     <w:tmpl w:val="73CCB38C"/>
@@ -16697,7 +16909,7 @@
       </w:rPr>
     </w:lvl>
   </w:abstractNum>
-  <w:abstractNum w:abstractNumId="27" w15:restartNumberingAfterBreak="0">
+  <w:abstractNum w:abstractNumId="28" w15:restartNumberingAfterBreak="0">
     <w:nsid w:val="578F508E"/>
     <w:multiLevelType w:val="multilevel"/>
     <w:tmpl w:val="23DC0FB8"/>
@@ -16846,7 +17058,7 @@
       </w:rPr>
     </w:lvl>
   </w:abstractNum>
-  <w:abstractNum w:abstractNumId="28" w15:restartNumberingAfterBreak="0">
+  <w:abstractNum w:abstractNumId="29" w15:restartNumberingAfterBreak="0">
     <w:nsid w:val="5FCC56EF"/>
     <w:multiLevelType w:val="hybridMultilevel"/>
     <w:tmpl w:val="8CC035E8"/>
@@ -16959,7 +17171,7 @@
       </w:rPr>
     </w:lvl>
   </w:abstractNum>
-  <w:abstractNum w:abstractNumId="29" w15:restartNumberingAfterBreak="0">
+  <w:abstractNum w:abstractNumId="30" w15:restartNumberingAfterBreak="0">
     <w:nsid w:val="60ED3ED8"/>
     <w:multiLevelType w:val="hybridMultilevel"/>
     <w:tmpl w:val="6DCCBAB4"/>
@@ -17072,7 +17284,7 @@
       </w:rPr>
     </w:lvl>
   </w:abstractNum>
-  <w:abstractNum w:abstractNumId="30" w15:restartNumberingAfterBreak="0">
+  <w:abstractNum w:abstractNumId="31" w15:restartNumberingAfterBreak="0">
     <w:nsid w:val="6A5E62DF"/>
     <w:multiLevelType w:val="multilevel"/>
     <w:tmpl w:val="A52C2244"/>
@@ -17221,7 +17433,7 @@
       </w:rPr>
     </w:lvl>
   </w:abstractNum>
-  <w:abstractNum w:abstractNumId="31" w15:restartNumberingAfterBreak="0">
+  <w:abstractNum w:abstractNumId="32" w15:restartNumberingAfterBreak="0">
     <w:nsid w:val="6CD86DC6"/>
     <w:multiLevelType w:val="multilevel"/>
     <w:tmpl w:val="2C94B51A"/>
@@ -17370,7 +17582,120 @@
       </w:rPr>
     </w:lvl>
   </w:abstractNum>
-  <w:abstractNum w:abstractNumId="32" w15:restartNumberingAfterBreak="0">
+  <w:abstractNum w:abstractNumId="33" w15:restartNumberingAfterBreak="0">
+    <w:nsid w:val="71A34AD7"/>
+    <w:multiLevelType w:val="hybridMultilevel"/>
+    <w:tmpl w:val="C518C32C"/>
+    <w:lvl w:ilvl="0" w:tplc="04090001">
+      <w:start w:val="1"/>
+      <w:numFmt w:val="bullet"/>
+      <w:lvlText w:val=""/>
+      <w:lvlJc w:val="left"/>
+      <w:pPr>
+        <w:ind w:left="720" w:hanging="360"/>
+      </w:pPr>
+      <w:rPr>
+        <w:rFonts w:ascii="Symbol" w:hAnsi="Symbol" w:hint="default"/>
+      </w:rPr>
+    </w:lvl>
+    <w:lvl w:ilvl="1" w:tplc="04090003" w:tentative="1">
+      <w:start w:val="1"/>
+      <w:numFmt w:val="bullet"/>
+      <w:lvlText w:val="o"/>
+      <w:lvlJc w:val="left"/>
+      <w:pPr>
+        <w:ind w:left="1440" w:hanging="360"/>
+      </w:pPr>
+      <w:rPr>
+        <w:rFonts w:ascii="Courier New" w:hAnsi="Courier New" w:cs="Courier New" w:hint="default"/>
+      </w:rPr>
+    </w:lvl>
+    <w:lvl w:ilvl="2" w:tplc="04090005" w:tentative="1">
+      <w:start w:val="1"/>
+      <w:numFmt w:val="bullet"/>
+      <w:lvlText w:val=""/>
+      <w:lvlJc w:val="left"/>
+      <w:pPr>
+        <w:ind w:left="2160" w:hanging="360"/>
+      </w:pPr>
+      <w:rPr>
+        <w:rFonts w:ascii="Wingdings" w:hAnsi="Wingdings" w:hint="default"/>
+      </w:rPr>
+    </w:lvl>
+    <w:lvl w:ilvl="3" w:tplc="04090001" w:tentative="1">
+      <w:start w:val="1"/>
+      <w:numFmt w:val="bullet"/>
+      <w:lvlText w:val=""/>
+      <w:lvlJc w:val="left"/>
+      <w:pPr>
+        <w:ind w:left="2880" w:hanging="360"/>
+      </w:pPr>
+      <w:rPr>
+        <w:rFonts w:ascii="Symbol" w:hAnsi="Symbol" w:hint="default"/>
+      </w:rPr>
+    </w:lvl>
+    <w:lvl w:ilvl="4" w:tplc="04090003" w:tentative="1">
+      <w:start w:val="1"/>
+      <w:numFmt w:val="bullet"/>
+      <w:lvlText w:val="o"/>
+      <w:lvlJc w:val="left"/>
+      <w:pPr>
+        <w:ind w:left="3600" w:hanging="360"/>
+      </w:pPr>
+      <w:rPr>
+        <w:rFonts w:ascii="Courier New" w:hAnsi="Courier New" w:cs="Courier New" w:hint="default"/>
+      </w:rPr>
+    </w:lvl>
+    <w:lvl w:ilvl="5" w:tplc="04090005" w:tentative="1">
+      <w:start w:val="1"/>
+      <w:numFmt w:val="bullet"/>
+      <w:lvlText w:val=""/>
+      <w:lvlJc w:val="left"/>
+      <w:pPr>
+        <w:ind w:left="4320" w:hanging="360"/>
+      </w:pPr>
+      <w:rPr>
+        <w:rFonts w:ascii="Wingdings" w:hAnsi="Wingdings" w:hint="default"/>
+      </w:rPr>
+    </w:lvl>
+    <w:lvl w:ilvl="6" w:tplc="04090001" w:tentative="1">
+      <w:start w:val="1"/>
+      <w:numFmt w:val="bullet"/>
+      <w:lvlText w:val=""/>
+      <w:lvlJc w:val="left"/>
+      <w:pPr>
+        <w:ind w:left="5040" w:hanging="360"/>
+      </w:pPr>
+      <w:rPr>
+        <w:rFonts w:ascii="Symbol" w:hAnsi="Symbol" w:hint="default"/>
+      </w:rPr>
+    </w:lvl>
+    <w:lvl w:ilvl="7" w:tplc="04090003" w:tentative="1">
+      <w:start w:val="1"/>
+      <w:numFmt w:val="bullet"/>
+      <w:lvlText w:val="o"/>
+      <w:lvlJc w:val="left"/>
+      <w:pPr>
+        <w:ind w:left="5760" w:hanging="360"/>
+      </w:pPr>
+      <w:rPr>
+        <w:rFonts w:ascii="Courier New" w:hAnsi="Courier New" w:cs="Courier New" w:hint="default"/>
+      </w:rPr>
+    </w:lvl>
+    <w:lvl w:ilvl="8" w:tplc="04090005" w:tentative="1">
+      <w:start w:val="1"/>
+      <w:numFmt w:val="bullet"/>
+      <w:lvlText w:val=""/>
+      <w:lvlJc w:val="left"/>
+      <w:pPr>
+        <w:ind w:left="6480" w:hanging="360"/>
+      </w:pPr>
+      <w:rPr>
+        <w:rFonts w:ascii="Wingdings" w:hAnsi="Wingdings" w:hint="default"/>
+      </w:rPr>
+    </w:lvl>
+  </w:abstractNum>
+  <w:abstractNum w:abstractNumId="34" w15:restartNumberingAfterBreak="0">
     <w:nsid w:val="720626F5"/>
     <w:multiLevelType w:val="hybridMultilevel"/>
     <w:tmpl w:val="32DC7DE4"/>
@@ -17483,7 +17808,7 @@
       </w:rPr>
     </w:lvl>
   </w:abstractNum>
-  <w:abstractNum w:abstractNumId="33" w15:restartNumberingAfterBreak="0">
+  <w:abstractNum w:abstractNumId="35" w15:restartNumberingAfterBreak="0">
     <w:nsid w:val="73DC0B90"/>
     <w:multiLevelType w:val="multilevel"/>
     <w:tmpl w:val="0409001F"/>
@@ -17570,106 +17895,112 @@
     </w:lvl>
   </w:abstractNum>
   <w:num w:numId="1">
-    <w:abstractNumId w:val="33"/>
+    <w:abstractNumId w:val="35"/>
   </w:num>
   <w:num w:numId="2">
     <w:abstractNumId w:val="2"/>
   </w:num>
   <w:num w:numId="3">
-    <w:abstractNumId w:val="7"/>
+    <w:abstractNumId w:val="8"/>
   </w:num>
   <w:num w:numId="4">
-    <w:abstractNumId w:val="15"/>
+    <w:abstractNumId w:val="16"/>
   </w:num>
   <w:num w:numId="5">
+    <w:abstractNumId w:val="27"/>
+  </w:num>
+  <w:num w:numId="6">
+    <w:abstractNumId w:val="14"/>
+  </w:num>
+  <w:num w:numId="7">
     <w:abstractNumId w:val="26"/>
   </w:num>
-  <w:num w:numId="6">
-    <w:abstractNumId w:val="13"/>
-  </w:num>
-  <w:num w:numId="7">
-    <w:abstractNumId w:val="25"/>
-  </w:num>
   <w:num w:numId="8">
-    <w:abstractNumId w:val="32"/>
+    <w:abstractNumId w:val="34"/>
   </w:num>
   <w:num w:numId="9">
-    <w:abstractNumId w:val="9"/>
+    <w:abstractNumId w:val="10"/>
   </w:num>
   <w:num w:numId="10">
-    <w:abstractNumId w:val="21"/>
+    <w:abstractNumId w:val="22"/>
   </w:num>
   <w:num w:numId="11">
     <w:abstractNumId w:val="1"/>
   </w:num>
   <w:num w:numId="12">
-    <w:abstractNumId w:val="23"/>
+    <w:abstractNumId w:val="24"/>
   </w:num>
   <w:num w:numId="13">
-    <w:abstractNumId w:val="28"/>
+    <w:abstractNumId w:val="29"/>
   </w:num>
   <w:num w:numId="14">
-    <w:abstractNumId w:val="20"/>
+    <w:abstractNumId w:val="21"/>
   </w:num>
   <w:num w:numId="15">
-    <w:abstractNumId w:val="4"/>
+    <w:abstractNumId w:val="5"/>
   </w:num>
   <w:num w:numId="16">
-    <w:abstractNumId w:val="11"/>
+    <w:abstractNumId w:val="12"/>
   </w:num>
   <w:num w:numId="17">
-    <w:abstractNumId w:val="14"/>
+    <w:abstractNumId w:val="15"/>
   </w:num>
   <w:num w:numId="18">
     <w:abstractNumId w:val="3"/>
   </w:num>
   <w:num w:numId="19">
-    <w:abstractNumId w:val="8"/>
+    <w:abstractNumId w:val="9"/>
   </w:num>
   <w:num w:numId="20">
-    <w:abstractNumId w:val="18"/>
+    <w:abstractNumId w:val="19"/>
   </w:num>
   <w:num w:numId="21">
-    <w:abstractNumId w:val="27"/>
+    <w:abstractNumId w:val="28"/>
   </w:num>
   <w:num w:numId="22">
-    <w:abstractNumId w:val="10"/>
+    <w:abstractNumId w:val="11"/>
   </w:num>
   <w:num w:numId="23">
-    <w:abstractNumId w:val="24"/>
+    <w:abstractNumId w:val="25"/>
   </w:num>
   <w:num w:numId="24">
-    <w:abstractNumId w:val="19"/>
+    <w:abstractNumId w:val="20"/>
   </w:num>
   <w:num w:numId="25">
     <w:abstractNumId w:val="0"/>
   </w:num>
   <w:num w:numId="26">
-    <w:abstractNumId w:val="5"/>
+    <w:abstractNumId w:val="6"/>
   </w:num>
   <w:num w:numId="27">
+    <w:abstractNumId w:val="18"/>
+  </w:num>
+  <w:num w:numId="28">
+    <w:abstractNumId w:val="13"/>
+  </w:num>
+  <w:num w:numId="29">
+    <w:abstractNumId w:val="23"/>
+  </w:num>
+  <w:num w:numId="30">
+    <w:abstractNumId w:val="7"/>
+  </w:num>
+  <w:num w:numId="31">
+    <w:abstractNumId w:val="32"/>
+  </w:num>
+  <w:num w:numId="32">
+    <w:abstractNumId w:val="31"/>
+  </w:num>
+  <w:num w:numId="33">
+    <w:abstractNumId w:val="30"/>
+  </w:num>
+  <w:num w:numId="34">
     <w:abstractNumId w:val="17"/>
   </w:num>
-  <w:num w:numId="28">
-    <w:abstractNumId w:val="12"/>
+  <w:num w:numId="35">
+    <w:abstractNumId w:val="4"/>
   </w:num>
-  <w:num w:numId="29">
-    <w:abstractNumId w:val="22"/>
-  </w:num>
-  <w:num w:numId="30">
-    <w:abstractNumId w:val="6"/>
-  </w:num>
-  <w:num w:numId="31">
-    <w:abstractNumId w:val="31"/>
-  </w:num>
-  <w:num w:numId="32">
-    <w:abstractNumId w:val="30"/>
-  </w:num>
-  <w:num w:numId="33">
-    <w:abstractNumId w:val="29"/>
-  </w:num>
-  <w:num w:numId="34">
-    <w:abstractNumId w:val="16"/>
+  <w:num w:numId="36">
+    <w:abstractNumId w:val="33"/>
   </w:num>
 </w:numbering>
 </file>
@@ -18118,6 +18449,7 @@
   <w:style w:type="character" w:default="1" w:styleId="DefaultParagraphFont">
     <w:name w:val="Default Paragraph Font"/>
     <w:uiPriority w:val="1"/>
+    <w:semiHidden/>
     <w:unhideWhenUsed/>
   </w:style>
   <w:style w:type="table" w:default="1" w:styleId="TableNormal">
@@ -18712,7 +19044,7 @@
 </file>
 
 <file path=customXml/itemProps1.xml><?xml version="1.0" encoding="utf-8"?>
-<ds:datastoreItem xmlns:ds="http://schemas.openxmlformats.org/officeDocument/2006/customXml" ds:itemID="{1899E168-10CB-464C-944D-012927EC17E6}">
+<ds:datastoreItem xmlns:ds="http://schemas.openxmlformats.org/officeDocument/2006/customXml" ds:itemID="{5EFBE8C3-1C4B-44F9-948F-1DEB882341E8}">
   <ds:schemaRefs>
     <ds:schemaRef ds:uri="http://schemas.openxmlformats.org/officeDocument/2006/bibliography"/>
   </ds:schemaRefs>
